--- a/docs/Step_1/COMP_699_Step_1_Assignments_Parts_1-3_Monalben_Mistry.docx
+++ b/docs/Step_1/COMP_699_Step_1_Assignments_Parts_1-3_Monalben_Mistry.docx
@@ -271,14 +271,26 @@
     </w:p>
     <w:p xmlns:wp14="http://schemas.microsoft.com/office/word/2010/wordml" wp14:paraId="0DAE0F05" wp14:textId="7CDC7ADF">
       <w:pPr>
-        <w:pStyle w:val="Heading3"/>
-        <w:spacing w:before="281" w:beforeAutospacing="off" w:after="281" w:afterAutospacing="off"/>
-      </w:pPr>
-      <w:r>
-        <w:rPr>
-          <w:rFonts w:ascii="Arial" w:hAnsi="Arial" w:eastAsia="Arial" w:cs="Arial"/>
-          <w:b w:val="1"/>
-          <w:bCs w:val="1"/>
+        <w:pStyle w:val="Heading2"/>
+        <w:rPr>
+          <w:rFonts w:ascii="Arial" w:hAnsi="Arial" w:eastAsia="Arial" w:cs="Arial"/>
+          <w:b w:val="1"/>
+          <w:bCs w:val="1"/>
+          <w:i w:val="0"/>
+          <w:iCs w:val="0"/>
+          <w:noProof w:val="0"/>
+          <w:sz w:val="28"/>
+          <w:szCs w:val="28"/>
+          <w:lang w:val="en-US"/>
+        </w:rPr>
+      </w:pPr>
+      <w:r>
+        <w:rPr>
+          <w:rFonts w:ascii="Arial" w:hAnsi="Arial" w:eastAsia="Arial" w:cs="Arial"/>
+          <w:b w:val="1"/>
+          <w:bCs w:val="1"/>
+          <w:i w:val="0"/>
+          <w:iCs w:val="0"/>
           <w:noProof w:val="0"/>
           <w:sz w:val="28"/>
           <w:szCs w:val="28"/>
@@ -2022,7 +2034,7 @@
         <w:t xml:space="preserve"> The system shall provide an appropriate error message when document processing or question answering fails.</w:t>
       </w:r>
     </w:p>
-    <w:p xmlns:wp14="http://schemas.microsoft.com/office/word/2010/wordml" wp14:paraId="0FAD5491" wp14:textId="0080EF17">
+    <w:p xmlns:wp14="http://schemas.microsoft.com/office/word/2010/wordml" wp14:paraId="3971EA37" wp14:textId="68B1202A">
       <w:pPr>
         <w:pStyle w:val="Normal"/>
         <w:spacing w:before="240" w:beforeAutospacing="off" w:after="240" w:afterAutospacing="off"/>
@@ -2096,10 +2108,1640 @@
         <w:t xml:space="preserve"> questions.</w:t>
       </w:r>
     </w:p>
-    <w:p xmlns:wp14="http://schemas.microsoft.com/office/word/2010/wordml" wp14:paraId="2C078E63" wp14:textId="63808907">
+    <w:p xmlns:wp14="http://schemas.microsoft.com/office/word/2010/wordml" wp14:paraId="7A6EB497" wp14:textId="4693BB7A">
+      <w:pPr>
+        <w:pStyle w:val="Heading1"/>
+        <w:rPr>
+          <w:rFonts w:ascii="Arial" w:hAnsi="Arial" w:eastAsia="Arial" w:cs="Arial"/>
+          <w:b w:val="1"/>
+          <w:bCs w:val="1"/>
+          <w:i w:val="0"/>
+          <w:iCs w:val="0"/>
+          <w:noProof w:val="0"/>
+          <w:sz w:val="32"/>
+          <w:szCs w:val="32"/>
+          <w:lang w:val="en-US"/>
+        </w:rPr>
+      </w:pPr>
+      <w:r>
+        <w:rPr>
+          <w:rFonts w:ascii="Arial" w:hAnsi="Arial" w:eastAsia="Arial" w:cs="Arial"/>
+          <w:b w:val="1"/>
+          <w:bCs w:val="1"/>
+          <w:i w:val="0"/>
+          <w:iCs w:val="0"/>
+          <w:noProof w:val="0"/>
+          <w:sz w:val="32"/>
+          <w:szCs w:val="32"/>
+          <w:lang w:val="en-US"/>
+        </w:rPr>
+        <w:t>4. Nonfunctional Requirements</w:t>
+      </w:r>
+    </w:p>
+    <w:p xmlns:wp14="http://schemas.microsoft.com/office/word/2010/wordml" wp14:paraId="2C078E63" wp14:textId="05584864">
+      <w:pPr>
+        <w:spacing w:before="240" w:beforeAutospacing="off" w:after="240" w:afterAutospacing="off"/>
+      </w:pPr>
+      <w:r>
+        <w:rPr>
+          <w:rFonts w:ascii="Arial" w:hAnsi="Arial" w:eastAsia="Arial" w:cs="Arial"/>
+          <w:b w:val="1"/>
+          <w:bCs w:val="1"/>
+          <w:noProof w:val="0"/>
+          <w:sz w:val="24"/>
+          <w:szCs w:val="24"/>
+          <w:lang w:val="en-US"/>
+        </w:rPr>
+        <w:t xml:space="preserve">NFR-01: Performance: </w:t>
+      </w:r>
+      <w:r>
+        <w:rPr>
+          <w:rFonts w:ascii="Arial" w:hAnsi="Arial" w:eastAsia="Arial" w:cs="Arial"/>
+          <w:noProof w:val="0"/>
+          <w:sz w:val="24"/>
+          <w:szCs w:val="24"/>
+          <w:lang w:val="en-US"/>
+        </w:rPr>
+        <w:t>The system shall record document-processing time and question-answering response time during testing to evaluate performance under normal development conditions.</w:t>
+      </w:r>
+    </w:p>
+    <w:p>
+      <w:r>
+        <w:rPr>
+          <w:rFonts w:ascii="Arial" w:hAnsi="Arial" w:eastAsia="Arial" w:cs="Arial"/>
+          <w:b w:val="1"/>
+          <w:bCs w:val="1"/>
+          <w:noProof w:val="0"/>
+          <w:sz w:val="24"/>
+          <w:szCs w:val="24"/>
+          <w:lang w:val="en-US"/>
+        </w:rPr>
+        <w:t xml:space="preserve">NFR-02: Usability: </w:t>
+      </w:r>
+      <w:r>
+        <w:rPr>
+          <w:rFonts w:ascii="Arial" w:hAnsi="Arial" w:eastAsia="Arial" w:cs="Arial"/>
+          <w:noProof w:val="0"/>
+          <w:sz w:val="24"/>
+          <w:szCs w:val="24"/>
+          <w:lang w:val="en-US"/>
+        </w:rPr>
+        <w:t>The system shall provide a straightforward web interface that allows users to upload an academic PDF, enter natural-language questions, and review generated answers without requiring knowledge of embeddings, vector storage, or LLM implementation.</w:t>
+      </w:r>
+    </w:p>
+    <w:p>
       <w:pPr>
         <w:pStyle w:val="Normal"/>
-        <w:spacing w:before="240" w:beforeAutospacing="off" w:after="240" w:afterAutospacing="off"/>
+      </w:pPr>
+      <w:r>
+        <w:rPr>
+          <w:rFonts w:ascii="Arial" w:hAnsi="Arial" w:eastAsia="Arial" w:cs="Arial"/>
+          <w:b w:val="1"/>
+          <w:bCs w:val="1"/>
+          <w:noProof w:val="0"/>
+          <w:sz w:val="24"/>
+          <w:szCs w:val="24"/>
+          <w:lang w:val="en-US"/>
+        </w:rPr>
+        <w:t>NFR-03 (Reliability &amp; Error Handling):</w:t>
+      </w:r>
+      <w:r>
+        <w:rPr>
+          <w:rFonts w:ascii="Arial" w:hAnsi="Arial" w:eastAsia="Arial" w:cs="Arial"/>
+          <w:noProof w:val="0"/>
+          <w:sz w:val="24"/>
+          <w:szCs w:val="24"/>
+          <w:lang w:val="en-US"/>
+        </w:rPr>
+        <w:t xml:space="preserve"> If an uploaded file is corrupted or </w:t>
+      </w:r>
+      <w:r>
+        <w:rPr>
+          <w:rFonts w:ascii="Arial" w:hAnsi="Arial" w:eastAsia="Arial" w:cs="Arial"/>
+          <w:noProof w:val="0"/>
+          <w:sz w:val="24"/>
+          <w:szCs w:val="24"/>
+          <w:lang w:val="en-US"/>
+        </w:rPr>
+        <w:t>not</w:t>
+      </w:r>
+      <w:r>
+        <w:rPr>
+          <w:rFonts w:ascii="Arial" w:hAnsi="Arial" w:eastAsia="Arial" w:cs="Arial"/>
+          <w:noProof w:val="0"/>
+          <w:sz w:val="24"/>
+          <w:szCs w:val="24"/>
+          <w:lang w:val="en-US"/>
+        </w:rPr>
+        <w:t xml:space="preserve"> a valid PDF format, the system shall catch the exception and display a clear user-friendly error notification rather than crashing the backend.</w:t>
+      </w:r>
+    </w:p>
+    <w:p>
+      <w:r>
+        <w:rPr>
+          <w:rFonts w:ascii="Arial" w:hAnsi="Arial" w:eastAsia="Arial" w:cs="Arial"/>
+          <w:b w:val="1"/>
+          <w:bCs w:val="1"/>
+          <w:noProof w:val="0"/>
+          <w:sz w:val="24"/>
+          <w:szCs w:val="24"/>
+          <w:lang w:val="en-US"/>
+        </w:rPr>
+        <w:t>NFR-04: Compatibility and Portability</w:t>
+      </w:r>
+      <w:r>
+        <w:rPr>
+          <w:rFonts w:ascii="Arial" w:hAnsi="Arial" w:eastAsia="Arial" w:cs="Arial"/>
+          <w:b w:val="1"/>
+          <w:bCs w:val="1"/>
+          <w:noProof w:val="0"/>
+          <w:sz w:val="24"/>
+          <w:szCs w:val="24"/>
+          <w:lang w:val="en-US"/>
+        </w:rPr>
+        <w:t xml:space="preserve">: </w:t>
+      </w:r>
+      <w:r>
+        <w:rPr>
+          <w:rFonts w:ascii="Arial" w:hAnsi="Arial" w:eastAsia="Arial" w:cs="Arial"/>
+          <w:noProof w:val="0"/>
+          <w:sz w:val="24"/>
+          <w:szCs w:val="24"/>
+          <w:lang w:val="en-US"/>
+        </w:rPr>
+        <w:t>The system shall provide documented installation, configuration, and execution instructions so that it can be run in the intended development environment using its specified dependencies.</w:t>
+      </w:r>
+    </w:p>
+    <w:p>
+      <w:r>
+        <w:rPr>
+          <w:rFonts w:ascii="Arial" w:hAnsi="Arial" w:eastAsia="Arial" w:cs="Arial"/>
+          <w:b w:val="1"/>
+          <w:bCs w:val="1"/>
+          <w:noProof w:val="0"/>
+          <w:sz w:val="24"/>
+          <w:szCs w:val="24"/>
+          <w:lang w:val="en-US"/>
+        </w:rPr>
+        <w:t xml:space="preserve">NFR-05: Maintainability: </w:t>
+      </w:r>
+      <w:r>
+        <w:rPr>
+          <w:rFonts w:ascii="Arial" w:hAnsi="Arial" w:eastAsia="Arial" w:cs="Arial"/>
+          <w:noProof w:val="0"/>
+          <w:sz w:val="24"/>
+          <w:szCs w:val="24"/>
+          <w:lang w:val="en-US"/>
+        </w:rPr>
+        <w:t>The application shall organize document ingestion, text splitting, embedding generation, vector storage, retrieval, and answer generation into logically separated components to support testing and future modification.</w:t>
+      </w:r>
+    </w:p>
+    <w:p>
+      <w:r>
+        <w:rPr>
+          <w:rFonts w:ascii="Arial" w:hAnsi="Arial" w:eastAsia="Arial" w:cs="Arial"/>
+          <w:b w:val="1"/>
+          <w:bCs w:val="1"/>
+          <w:noProof w:val="0"/>
+          <w:sz w:val="24"/>
+          <w:szCs w:val="24"/>
+          <w:lang w:val="en-US"/>
+        </w:rPr>
+        <w:t xml:space="preserve">NFR-06: Cost and Resource Constraints: </w:t>
+      </w:r>
+      <w:r>
+        <w:rPr>
+          <w:rFonts w:ascii="Arial" w:hAnsi="Arial" w:eastAsia="Arial" w:cs="Arial"/>
+          <w:noProof w:val="0"/>
+          <w:sz w:val="24"/>
+          <w:szCs w:val="24"/>
+          <w:lang w:val="en-US"/>
+        </w:rPr>
+        <w:t xml:space="preserve">The system shall prioritize free and locally runnable models and tools where </w:t>
+      </w:r>
+      <w:r>
+        <w:rPr>
+          <w:rFonts w:ascii="Arial" w:hAnsi="Arial" w:eastAsia="Arial" w:cs="Arial"/>
+          <w:noProof w:val="0"/>
+          <w:sz w:val="24"/>
+          <w:szCs w:val="24"/>
+          <w:lang w:val="en-US"/>
+        </w:rPr>
+        <w:t>practical</w:t>
+      </w:r>
+      <w:r>
+        <w:rPr>
+          <w:rFonts w:ascii="Arial" w:hAnsi="Arial" w:eastAsia="Arial" w:cs="Arial"/>
+          <w:noProof w:val="0"/>
+          <w:sz w:val="24"/>
+          <w:szCs w:val="24"/>
+          <w:lang w:val="en-US"/>
+        </w:rPr>
+        <w:t xml:space="preserve"> to minimize paid API dependencies. The feasibility and performance of selected local components shall be evaluated during the technical proof of concept.</w:t>
+      </w:r>
+    </w:p>
+    <w:p>
+      <w:pPr>
+        <w:pStyle w:val="Normal"/>
+      </w:pPr>
+      <w:r>
+        <w:rPr>
+          <w:rFonts w:ascii="Arial" w:hAnsi="Arial" w:eastAsia="Arial" w:cs="Arial"/>
+          <w:b w:val="1"/>
+          <w:bCs w:val="1"/>
+          <w:noProof w:val="0"/>
+          <w:sz w:val="24"/>
+          <w:szCs w:val="24"/>
+          <w:lang w:val="en-US"/>
+        </w:rPr>
+        <w:t>NFR-07:</w:t>
+      </w:r>
+      <w:r>
+        <w:rPr>
+          <w:rFonts w:ascii="Arial" w:hAnsi="Arial" w:eastAsia="Arial" w:cs="Arial"/>
+          <w:noProof w:val="0"/>
+          <w:sz w:val="24"/>
+          <w:szCs w:val="24"/>
+          <w:lang w:val="en-US"/>
+        </w:rPr>
+        <w:t xml:space="preserve"> </w:t>
+      </w:r>
+      <w:r>
+        <w:rPr>
+          <w:rFonts w:ascii="Arial" w:hAnsi="Arial" w:eastAsia="Arial" w:cs="Arial"/>
+          <w:b w:val="1"/>
+          <w:bCs w:val="1"/>
+          <w:noProof w:val="0"/>
+          <w:sz w:val="24"/>
+          <w:szCs w:val="24"/>
+          <w:lang w:val="en-US"/>
+        </w:rPr>
+        <w:t>Answer Traceability:</w:t>
+      </w:r>
+      <w:r>
+        <w:rPr>
+          <w:rFonts w:ascii="Arial" w:hAnsi="Arial" w:eastAsia="Arial" w:cs="Arial"/>
+          <w:noProof w:val="0"/>
+          <w:sz w:val="24"/>
+          <w:szCs w:val="24"/>
+          <w:lang w:val="en-US"/>
+        </w:rPr>
+        <w:t xml:space="preserve"> The system shall display relevant source passages and document or page information with generated answers when available, allowing users to verify answers against the uploaded academic paper.</w:t>
+      </w:r>
+    </w:p>
+    <w:p>
+      <w:pPr>
+        <w:pStyle w:val="Heading1"/>
+        <w:rPr>
+          <w:rFonts w:ascii="Arial" w:hAnsi="Arial" w:eastAsia="Arial" w:cs="Arial"/>
+          <w:b w:val="1"/>
+          <w:bCs w:val="1"/>
+          <w:i w:val="0"/>
+          <w:iCs w:val="0"/>
+          <w:noProof w:val="0"/>
+          <w:sz w:val="28"/>
+          <w:szCs w:val="28"/>
+          <w:lang w:val="en-US"/>
+        </w:rPr>
+      </w:pPr>
+      <w:r>
+        <w:rPr>
+          <w:rFonts w:ascii="Arial" w:hAnsi="Arial" w:eastAsia="Arial" w:cs="Arial"/>
+          <w:b w:val="1"/>
+          <w:bCs w:val="1"/>
+          <w:i w:val="0"/>
+          <w:iCs w:val="0"/>
+          <w:noProof w:val="0"/>
+          <w:sz w:val="28"/>
+          <w:szCs w:val="28"/>
+          <w:lang w:val="en-US"/>
+        </w:rPr>
+        <w:t>5. System Architecture</w:t>
+      </w:r>
+    </w:p>
+    <w:p>
+      <w:pPr>
+        <w:spacing w:before="240" w:beforeAutospacing="off" w:after="240" w:afterAutospacing="off"/>
+      </w:pPr>
+      <w:r>
+        <w:rPr>
+          <w:rFonts w:ascii="Arial" w:hAnsi="Arial" w:eastAsia="Arial" w:cs="Arial"/>
+          <w:noProof w:val="0"/>
+          <w:sz w:val="24"/>
+          <w:szCs w:val="24"/>
+          <w:lang w:val="en-US"/>
+        </w:rPr>
+        <w:t>The Academic Research Paper Assistant will use a Python-based application architecture with Streamlit as the user interface and LangChain to organize the Retrieval-Augmented Generation (RAG) pipeline. The system will process uploaded academic PDF documents, retrieve relevant passages, and generate answers using a Large Language Model (LLM).</w:t>
+      </w:r>
+    </w:p>
+    <w:p>
+      <w:pPr>
+        <w:spacing w:before="240" w:beforeAutospacing="off" w:after="240" w:afterAutospacing="off"/>
+      </w:pPr>
+      <w:r>
+        <w:rPr>
+          <w:rFonts w:ascii="Arial" w:hAnsi="Arial" w:eastAsia="Arial" w:cs="Arial"/>
+          <w:noProof w:val="0"/>
+          <w:sz w:val="24"/>
+          <w:szCs w:val="24"/>
+          <w:lang w:val="en-US"/>
+        </w:rPr>
+        <w:t>The architecture consists of the following components:</w:t>
+      </w:r>
+    </w:p>
+    <w:p>
+      <w:pPr>
+        <w:pStyle w:val="ListParagraph"/>
+        <w:numPr>
+          <w:ilvl w:val="0"/>
+          <w:numId w:val="4"/>
+        </w:numPr>
+        <w:spacing w:before="240" w:beforeAutospacing="off" w:after="240" w:afterAutospacing="off"/>
+        <w:rPr>
+          <w:rFonts w:ascii="Arial" w:hAnsi="Arial" w:eastAsia="Arial" w:cs="Arial"/>
+          <w:noProof w:val="0"/>
+          <w:sz w:val="24"/>
+          <w:szCs w:val="24"/>
+          <w:lang w:val="en-US"/>
+        </w:rPr>
+      </w:pPr>
+      <w:r>
+        <w:rPr>
+          <w:rFonts w:ascii="Arial" w:hAnsi="Arial" w:eastAsia="Arial" w:cs="Arial"/>
+          <w:b w:val="1"/>
+          <w:bCs w:val="1"/>
+          <w:noProof w:val="0"/>
+          <w:sz w:val="24"/>
+          <w:szCs w:val="24"/>
+          <w:lang w:val="en-US"/>
+        </w:rPr>
+        <w:t>User Interface:</w:t>
+      </w:r>
+      <w:r>
+        <w:rPr>
+          <w:rFonts w:ascii="Arial" w:hAnsi="Arial" w:eastAsia="Arial" w:cs="Arial"/>
+          <w:noProof w:val="0"/>
+          <w:sz w:val="24"/>
+          <w:szCs w:val="24"/>
+          <w:lang w:val="en-US"/>
+        </w:rPr>
+        <w:t xml:space="preserve"> Streamlit will allow users to upload PDF documents, enter questions, and view answers with source information.</w:t>
+      </w:r>
+    </w:p>
+    <w:p>
+      <w:pPr>
+        <w:pStyle w:val="ListParagraph"/>
+        <w:numPr>
+          <w:ilvl w:val="0"/>
+          <w:numId w:val="4"/>
+        </w:numPr>
+        <w:spacing w:before="240" w:beforeAutospacing="off" w:after="240" w:afterAutospacing="off"/>
+        <w:rPr>
+          <w:rFonts w:ascii="Arial" w:hAnsi="Arial" w:eastAsia="Arial" w:cs="Arial"/>
+          <w:noProof w:val="0"/>
+          <w:sz w:val="24"/>
+          <w:szCs w:val="24"/>
+          <w:lang w:val="en-US"/>
+        </w:rPr>
+      </w:pPr>
+      <w:r>
+        <w:rPr>
+          <w:rFonts w:ascii="Arial" w:hAnsi="Arial" w:eastAsia="Arial" w:cs="Arial"/>
+          <w:b w:val="1"/>
+          <w:bCs w:val="1"/>
+          <w:noProof w:val="0"/>
+          <w:sz w:val="24"/>
+          <w:szCs w:val="24"/>
+          <w:lang w:val="en-US"/>
+        </w:rPr>
+        <w:t>Document Processing:</w:t>
+      </w:r>
+      <w:r>
+        <w:rPr>
+          <w:rFonts w:ascii="Arial" w:hAnsi="Arial" w:eastAsia="Arial" w:cs="Arial"/>
+          <w:noProof w:val="0"/>
+          <w:sz w:val="24"/>
+          <w:szCs w:val="24"/>
+          <w:lang w:val="en-US"/>
+        </w:rPr>
+        <w:t xml:space="preserve"> A PDF loader will extract text and available page metadata. A text splitter will divide the extracted text into smaller chunks.</w:t>
+      </w:r>
+    </w:p>
+    <w:p>
+      <w:pPr>
+        <w:pStyle w:val="ListParagraph"/>
+        <w:numPr>
+          <w:ilvl w:val="0"/>
+          <w:numId w:val="4"/>
+        </w:numPr>
+        <w:spacing w:before="240" w:beforeAutospacing="off" w:after="240" w:afterAutospacing="off"/>
+        <w:rPr>
+          <w:rFonts w:ascii="Arial" w:hAnsi="Arial" w:eastAsia="Arial" w:cs="Arial"/>
+          <w:noProof w:val="0"/>
+          <w:sz w:val="24"/>
+          <w:szCs w:val="24"/>
+          <w:lang w:val="en-US"/>
+        </w:rPr>
+      </w:pPr>
+      <w:r>
+        <w:rPr>
+          <w:rFonts w:ascii="Arial" w:hAnsi="Arial" w:eastAsia="Arial" w:cs="Arial"/>
+          <w:b w:val="1"/>
+          <w:bCs w:val="1"/>
+          <w:noProof w:val="0"/>
+          <w:sz w:val="24"/>
+          <w:szCs w:val="24"/>
+          <w:lang w:val="en-US"/>
+        </w:rPr>
+        <w:t>Embedding Generation:</w:t>
+      </w:r>
+      <w:r>
+        <w:rPr>
+          <w:rFonts w:ascii="Arial" w:hAnsi="Arial" w:eastAsia="Arial" w:cs="Arial"/>
+          <w:noProof w:val="0"/>
+          <w:sz w:val="24"/>
+          <w:szCs w:val="24"/>
+          <w:lang w:val="en-US"/>
+        </w:rPr>
+        <w:t xml:space="preserve"> A local embedding model compatible with Ollama and LangChain will convert document chunks and user questions into numerical representations for semantic retrieval.</w:t>
+      </w:r>
+    </w:p>
+    <w:p>
+      <w:pPr>
+        <w:pStyle w:val="ListParagraph"/>
+        <w:numPr>
+          <w:ilvl w:val="0"/>
+          <w:numId w:val="4"/>
+        </w:numPr>
+        <w:spacing w:before="240" w:beforeAutospacing="off" w:after="240" w:afterAutospacing="off"/>
+        <w:rPr>
+          <w:rFonts w:ascii="Arial" w:hAnsi="Arial" w:eastAsia="Arial" w:cs="Arial"/>
+          <w:noProof w:val="0"/>
+          <w:sz w:val="24"/>
+          <w:szCs w:val="24"/>
+          <w:lang w:val="en-US"/>
+        </w:rPr>
+      </w:pPr>
+      <w:r>
+        <w:rPr>
+          <w:rFonts w:ascii="Arial" w:hAnsi="Arial" w:eastAsia="Arial" w:cs="Arial"/>
+          <w:b w:val="1"/>
+          <w:bCs w:val="1"/>
+          <w:noProof w:val="0"/>
+          <w:sz w:val="24"/>
+          <w:szCs w:val="24"/>
+          <w:lang w:val="en-US"/>
+        </w:rPr>
+        <w:t>Vector Storage and Retrieval:</w:t>
+      </w:r>
+      <w:r>
+        <w:rPr>
+          <w:rFonts w:ascii="Arial" w:hAnsi="Arial" w:eastAsia="Arial" w:cs="Arial"/>
+          <w:noProof w:val="0"/>
+          <w:sz w:val="24"/>
+          <w:szCs w:val="24"/>
+          <w:lang w:val="en-US"/>
+        </w:rPr>
+        <w:t xml:space="preserve"> ChromaDB, a local vector store, will store document embeddings and metadata and retrieve relevant chunks for each question.</w:t>
+      </w:r>
+    </w:p>
+    <w:p>
+      <w:pPr>
+        <w:pStyle w:val="ListParagraph"/>
+        <w:numPr>
+          <w:ilvl w:val="0"/>
+          <w:numId w:val="4"/>
+        </w:numPr>
+        <w:spacing w:before="240" w:beforeAutospacing="off" w:after="240" w:afterAutospacing="off"/>
+        <w:rPr>
+          <w:rFonts w:ascii="Arial" w:hAnsi="Arial" w:eastAsia="Arial" w:cs="Arial"/>
+          <w:noProof w:val="0"/>
+          <w:sz w:val="24"/>
+          <w:szCs w:val="24"/>
+          <w:lang w:val="en-US"/>
+        </w:rPr>
+      </w:pPr>
+      <w:r>
+        <w:rPr>
+          <w:rFonts w:ascii="Arial" w:hAnsi="Arial" w:eastAsia="Arial" w:cs="Arial"/>
+          <w:b w:val="1"/>
+          <w:bCs w:val="1"/>
+          <w:noProof w:val="0"/>
+          <w:sz w:val="24"/>
+          <w:szCs w:val="24"/>
+          <w:lang w:val="en-US"/>
+        </w:rPr>
+        <w:t>Answer Generation:</w:t>
+      </w:r>
+      <w:r>
+        <w:rPr>
+          <w:rFonts w:ascii="Arial" w:hAnsi="Arial" w:eastAsia="Arial" w:cs="Arial"/>
+          <w:noProof w:val="0"/>
+          <w:sz w:val="24"/>
+          <w:szCs w:val="24"/>
+          <w:lang w:val="en-US"/>
+        </w:rPr>
+        <w:t xml:space="preserve"> LangChain will coordinate retrieval and provide relevant document passages to the Llama 3.2 model running through Ollama, which will generate an answer grounded in the retrieved context.</w:t>
+      </w:r>
+    </w:p>
+    <w:p>
+      <w:pPr>
+        <w:pStyle w:val="ListParagraph"/>
+        <w:numPr>
+          <w:ilvl w:val="0"/>
+          <w:numId w:val="4"/>
+        </w:numPr>
+        <w:spacing w:before="240" w:beforeAutospacing="off" w:after="240" w:afterAutospacing="off"/>
+        <w:rPr>
+          <w:rFonts w:ascii="Arial" w:hAnsi="Arial" w:eastAsia="Arial" w:cs="Arial"/>
+          <w:noProof w:val="0"/>
+          <w:sz w:val="24"/>
+          <w:szCs w:val="24"/>
+          <w:lang w:val="en-US"/>
+        </w:rPr>
+      </w:pPr>
+      <w:r>
+        <w:rPr>
+          <w:rFonts w:ascii="Arial" w:hAnsi="Arial" w:eastAsia="Arial" w:cs="Arial"/>
+          <w:b w:val="1"/>
+          <w:bCs w:val="1"/>
+          <w:noProof w:val="0"/>
+          <w:sz w:val="24"/>
+          <w:szCs w:val="24"/>
+          <w:lang w:val="en-US"/>
+        </w:rPr>
+        <w:t>Source Information:</w:t>
+      </w:r>
+      <w:r>
+        <w:rPr>
+          <w:rFonts w:ascii="Arial" w:hAnsi="Arial" w:eastAsia="Arial" w:cs="Arial"/>
+          <w:noProof w:val="0"/>
+          <w:sz w:val="24"/>
+          <w:szCs w:val="24"/>
+          <w:lang w:val="en-US"/>
+        </w:rPr>
+        <w:t xml:space="preserve"> The application will display supporting passages and document or page information when available.</w:t>
+      </w:r>
+    </w:p>
+    <w:p>
+      <w:pPr>
+        <w:spacing w:before="240" w:beforeAutospacing="off" w:after="240" w:afterAutospacing="off"/>
+      </w:pPr>
+      <w:r>
+        <w:rPr>
+          <w:rFonts w:ascii="Arial" w:hAnsi="Arial" w:eastAsia="Arial" w:cs="Arial"/>
+          <w:noProof w:val="0"/>
+          <w:sz w:val="24"/>
+          <w:szCs w:val="24"/>
+          <w:lang w:val="en-US"/>
+        </w:rPr>
+        <w:t>The system will initially follow a two-step RAG approach: first, retrieve relevant document passages; second, use those passages to generate an answer. A retrieval agent may be explored as a future enhancement if time and technical feasibility permit. Local models and storage will be prioritized to minimize external service dependencies and costs, and the selected components will be tested during the technical proof of concept.</w:t>
+      </w:r>
+    </w:p>
+    <w:p>
+      <w:pPr>
+        <w:pStyle w:val="Heading1"/>
+        <w:rPr>
+          <w:rFonts w:ascii="Arial" w:hAnsi="Arial" w:eastAsia="Arial" w:cs="Arial"/>
+          <w:b w:val="1"/>
+          <w:bCs w:val="1"/>
+          <w:i w:val="0"/>
+          <w:iCs w:val="0"/>
+          <w:noProof w:val="0"/>
+          <w:sz w:val="32"/>
+          <w:szCs w:val="32"/>
+          <w:lang w:val="en-US"/>
+        </w:rPr>
+      </w:pPr>
+      <w:r>
+        <w:rPr>
+          <w:rFonts w:ascii="Arial" w:hAnsi="Arial" w:eastAsia="Arial" w:cs="Arial"/>
+          <w:b w:val="1"/>
+          <w:bCs w:val="1"/>
+          <w:i w:val="0"/>
+          <w:iCs w:val="0"/>
+          <w:noProof w:val="0"/>
+          <w:sz w:val="32"/>
+          <w:szCs w:val="32"/>
+          <w:lang w:val="en-US"/>
+        </w:rPr>
+        <w:t>6. Data Design</w:t>
+      </w:r>
+    </w:p>
+    <w:p>
+      <w:pPr>
+        <w:spacing w:before="240" w:beforeAutospacing="off" w:after="240" w:afterAutospacing="off"/>
+      </w:pPr>
+      <w:r>
+        <w:rPr>
+          <w:rFonts w:ascii="Arial" w:hAnsi="Arial" w:eastAsia="Arial" w:cs="Arial"/>
+          <w:noProof w:val="0"/>
+          <w:sz w:val="24"/>
+          <w:szCs w:val="24"/>
+          <w:lang w:val="en-US"/>
+        </w:rPr>
+        <w:t>The system will process uploaded academic PDFs and store extracted text chunks, document metadata, and embeddings for semantic retrieval. Each text chunk will retain available source information, such as the document name and page number, to support answer traceability.</w:t>
+      </w:r>
+    </w:p>
+    <w:p>
+      <w:pPr>
+        <w:spacing w:before="240" w:beforeAutospacing="off" w:after="240" w:afterAutospacing="off"/>
+      </w:pPr>
+      <w:r>
+        <w:rPr>
+          <w:rFonts w:ascii="Arial" w:hAnsi="Arial" w:eastAsia="Arial" w:cs="Arial"/>
+          <w:noProof w:val="0"/>
+          <w:sz w:val="24"/>
+          <w:szCs w:val="24"/>
+          <w:lang w:val="en-US"/>
+        </w:rPr>
+        <w:t>ChromaDB</w:t>
+      </w:r>
+      <w:r>
+        <w:rPr>
+          <w:rFonts w:ascii="Arial" w:hAnsi="Arial" w:eastAsia="Arial" w:cs="Arial"/>
+          <w:noProof w:val="0"/>
+          <w:sz w:val="24"/>
+          <w:szCs w:val="24"/>
+          <w:lang w:val="en-US"/>
+        </w:rPr>
+        <w:t xml:space="preserve"> will serve as the local vector store for embeddings and associated metadata. The original PDF will be processed as input, while the extracted text and chunk metadata will be used by the RAG pipeline. The system will not require a traditional relational database for </w:t>
+      </w:r>
+      <w:r>
+        <w:rPr>
+          <w:rFonts w:ascii="Arial" w:hAnsi="Arial" w:eastAsia="Arial" w:cs="Arial"/>
+          <w:noProof w:val="0"/>
+          <w:sz w:val="24"/>
+          <w:szCs w:val="24"/>
+          <w:lang w:val="en-US"/>
+        </w:rPr>
+        <w:t>initial</w:t>
+      </w:r>
+      <w:r>
+        <w:rPr>
+          <w:rFonts w:ascii="Arial" w:hAnsi="Arial" w:eastAsia="Arial" w:cs="Arial"/>
+          <w:noProof w:val="0"/>
+          <w:sz w:val="24"/>
+          <w:szCs w:val="24"/>
+          <w:lang w:val="en-US"/>
+        </w:rPr>
+        <w:t xml:space="preserve"> implementation.</w:t>
+      </w:r>
+    </w:p>
+    <w:p>
+      <w:pPr>
+        <w:spacing w:before="240" w:beforeAutospacing="off" w:after="240" w:afterAutospacing="off"/>
+      </w:pPr>
+      <w:r>
+        <w:rPr>
+          <w:rFonts w:ascii="Arial" w:hAnsi="Arial" w:eastAsia="Arial" w:cs="Arial"/>
+          <w:b w:val="1"/>
+          <w:bCs w:val="1"/>
+          <w:noProof w:val="0"/>
+          <w:sz w:val="24"/>
+          <w:szCs w:val="24"/>
+          <w:lang w:val="en-US"/>
+        </w:rPr>
+        <w:t>Core Data Entities and Attributes:</w:t>
+      </w:r>
+    </w:p>
+    <w:p>
+      <w:pPr>
+        <w:pStyle w:val="ListParagraph"/>
+        <w:numPr>
+          <w:ilvl w:val="0"/>
+          <w:numId w:val="5"/>
+        </w:numPr>
+        <w:spacing w:before="240" w:beforeAutospacing="off" w:after="240" w:afterAutospacing="off"/>
+        <w:rPr>
+          <w:rFonts w:ascii="Arial" w:hAnsi="Arial" w:eastAsia="Arial" w:cs="Arial"/>
+          <w:noProof w:val="0"/>
+          <w:sz w:val="24"/>
+          <w:szCs w:val="24"/>
+          <w:lang w:val="en-US"/>
+        </w:rPr>
+      </w:pPr>
+      <w:r>
+        <w:rPr>
+          <w:rFonts w:ascii="Arial" w:hAnsi="Arial" w:eastAsia="Arial" w:cs="Arial"/>
+          <w:b w:val="1"/>
+          <w:bCs w:val="1"/>
+          <w:noProof w:val="0"/>
+          <w:sz w:val="24"/>
+          <w:szCs w:val="24"/>
+          <w:lang w:val="en-US"/>
+        </w:rPr>
+        <w:t>Raw Input:</w:t>
+      </w:r>
+      <w:r>
+        <w:rPr>
+          <w:rFonts w:ascii="Arial" w:hAnsi="Arial" w:eastAsia="Arial" w:cs="Arial"/>
+          <w:noProof w:val="0"/>
+          <w:sz w:val="24"/>
+          <w:szCs w:val="24"/>
+          <w:lang w:val="en-US"/>
+        </w:rPr>
+        <w:t xml:space="preserve"> User-uploaded academic PDF files.</w:t>
+      </w:r>
+    </w:p>
+    <w:p>
+      <w:pPr>
+        <w:pStyle w:val="ListParagraph"/>
+        <w:numPr>
+          <w:ilvl w:val="0"/>
+          <w:numId w:val="5"/>
+        </w:numPr>
+        <w:spacing w:before="240" w:beforeAutospacing="off" w:after="240" w:afterAutospacing="off"/>
+        <w:rPr>
+          <w:rFonts w:ascii="Arial" w:hAnsi="Arial" w:eastAsia="Arial" w:cs="Arial"/>
+          <w:noProof w:val="0"/>
+          <w:sz w:val="24"/>
+          <w:szCs w:val="24"/>
+          <w:lang w:val="en-US"/>
+        </w:rPr>
+      </w:pPr>
+      <w:r>
+        <w:rPr>
+          <w:rFonts w:ascii="Arial" w:hAnsi="Arial" w:eastAsia="Arial" w:cs="Arial"/>
+          <w:b w:val="1"/>
+          <w:bCs w:val="1"/>
+          <w:noProof w:val="0"/>
+          <w:sz w:val="24"/>
+          <w:szCs w:val="24"/>
+          <w:lang w:val="en-US"/>
+        </w:rPr>
+        <w:t>Text Chunks:</w:t>
+      </w:r>
+      <w:r>
+        <w:rPr>
+          <w:rFonts w:ascii="Arial" w:hAnsi="Arial" w:eastAsia="Arial" w:cs="Arial"/>
+          <w:noProof w:val="0"/>
+          <w:sz w:val="24"/>
+          <w:szCs w:val="24"/>
+          <w:lang w:val="en-US"/>
+        </w:rPr>
+        <w:t xml:space="preserve"> Text segments generated using a LangChain text splitter.</w:t>
+      </w:r>
+    </w:p>
+    <w:p>
+      <w:pPr>
+        <w:pStyle w:val="ListParagraph"/>
+        <w:numPr>
+          <w:ilvl w:val="0"/>
+          <w:numId w:val="5"/>
+        </w:numPr>
+        <w:spacing w:before="240" w:beforeAutospacing="off" w:after="240" w:afterAutospacing="off"/>
+        <w:rPr>
+          <w:rFonts w:ascii="Arial" w:hAnsi="Arial" w:eastAsia="Arial" w:cs="Arial"/>
+          <w:noProof w:val="0"/>
+          <w:sz w:val="24"/>
+          <w:szCs w:val="24"/>
+          <w:lang w:val="en-US"/>
+        </w:rPr>
+      </w:pPr>
+      <w:r>
+        <w:rPr>
+          <w:rFonts w:ascii="Arial" w:hAnsi="Arial" w:eastAsia="Arial" w:cs="Arial"/>
+          <w:b w:val="1"/>
+          <w:bCs w:val="1"/>
+          <w:noProof w:val="0"/>
+          <w:sz w:val="24"/>
+          <w:szCs w:val="24"/>
+          <w:lang w:val="en-US"/>
+        </w:rPr>
+        <w:t>Metadata:</w:t>
+      </w:r>
+      <w:r>
+        <w:rPr>
+          <w:rFonts w:ascii="Arial" w:hAnsi="Arial" w:eastAsia="Arial" w:cs="Arial"/>
+          <w:noProof w:val="0"/>
+          <w:sz w:val="24"/>
+          <w:szCs w:val="24"/>
+          <w:lang w:val="en-US"/>
+        </w:rPr>
+        <w:t xml:space="preserve"> Source filename and page number, when available.</w:t>
+      </w:r>
+    </w:p>
+    <w:p>
+      <w:pPr>
+        <w:pStyle w:val="ListParagraph"/>
+        <w:numPr>
+          <w:ilvl w:val="0"/>
+          <w:numId w:val="5"/>
+        </w:numPr>
+        <w:spacing w:before="240" w:beforeAutospacing="off" w:after="240" w:afterAutospacing="off"/>
+        <w:rPr>
+          <w:rFonts w:ascii="Arial" w:hAnsi="Arial" w:eastAsia="Arial" w:cs="Arial"/>
+          <w:noProof w:val="0"/>
+          <w:sz w:val="24"/>
+          <w:szCs w:val="24"/>
+          <w:lang w:val="en-US"/>
+        </w:rPr>
+      </w:pPr>
+      <w:r>
+        <w:rPr>
+          <w:rFonts w:ascii="Arial" w:hAnsi="Arial" w:eastAsia="Arial" w:cs="Arial"/>
+          <w:b w:val="1"/>
+          <w:bCs w:val="1"/>
+          <w:noProof w:val="0"/>
+          <w:sz w:val="24"/>
+          <w:szCs w:val="24"/>
+          <w:lang w:val="en-US"/>
+        </w:rPr>
+        <w:t>Vector Store:</w:t>
+      </w:r>
+      <w:r>
+        <w:rPr>
+          <w:rFonts w:ascii="Arial" w:hAnsi="Arial" w:eastAsia="Arial" w:cs="Arial"/>
+          <w:noProof w:val="0"/>
+          <w:sz w:val="24"/>
+          <w:szCs w:val="24"/>
+          <w:lang w:val="en-US"/>
+        </w:rPr>
+        <w:t xml:space="preserve"> ChromaDB will store embeddings and associated metadata locally. The storage configuration will be validated during the technical proof of concept.</w:t>
+      </w:r>
+    </w:p>
+    <w:p>
+      <w:pPr>
+        <w:pStyle w:val="Heading1"/>
+        <w:rPr>
+          <w:rFonts w:ascii="Arial" w:hAnsi="Arial" w:eastAsia="Arial" w:cs="Arial"/>
+          <w:b w:val="1"/>
+          <w:bCs w:val="1"/>
+          <w:i w:val="0"/>
+          <w:iCs w:val="0"/>
+          <w:noProof w:val="0"/>
+          <w:sz w:val="32"/>
+          <w:szCs w:val="32"/>
+          <w:lang w:val="en-US"/>
+        </w:rPr>
+      </w:pPr>
+      <w:r>
+        <w:rPr>
+          <w:rFonts w:ascii="Arial" w:hAnsi="Arial" w:eastAsia="Arial" w:cs="Arial"/>
+          <w:b w:val="1"/>
+          <w:bCs w:val="1"/>
+          <w:i w:val="0"/>
+          <w:iCs w:val="0"/>
+          <w:noProof w:val="0"/>
+          <w:sz w:val="32"/>
+          <w:szCs w:val="32"/>
+          <w:lang w:val="en-US"/>
+        </w:rPr>
+        <w:t>7. Interfaces and APIs</w:t>
+      </w:r>
+    </w:p>
+    <w:p>
+      <w:pPr>
+        <w:spacing w:before="240" w:beforeAutospacing="off" w:after="240" w:afterAutospacing="off"/>
+      </w:pPr>
+      <w:r>
+        <w:rPr>
+          <w:rFonts w:ascii="Arial" w:hAnsi="Arial" w:eastAsia="Arial" w:cs="Arial"/>
+          <w:noProof w:val="0"/>
+          <w:sz w:val="24"/>
+          <w:szCs w:val="24"/>
+          <w:lang w:val="en-US"/>
+        </w:rPr>
+        <w:t>The Academic Research Paper Assistant will use Streamlit to provide a browser-based interface for users to upload academic PDFs, enter natural-language questions, and review generated answers with supporting source information when available.</w:t>
+      </w:r>
+    </w:p>
+    <w:p>
+      <w:pPr>
+        <w:spacing w:before="240" w:beforeAutospacing="off" w:after="240" w:afterAutospacing="off"/>
+      </w:pPr>
+      <w:r>
+        <w:rPr>
+          <w:rFonts w:ascii="Arial" w:hAnsi="Arial" w:eastAsia="Arial" w:cs="Arial"/>
+          <w:noProof w:val="0"/>
+          <w:sz w:val="24"/>
+          <w:szCs w:val="24"/>
+          <w:lang w:val="en-US"/>
+        </w:rPr>
+        <w:t>The main interfaces include:</w:t>
+      </w:r>
+    </w:p>
+    <w:p>
+      <w:pPr>
+        <w:pStyle w:val="ListParagraph"/>
+        <w:numPr>
+          <w:ilvl w:val="0"/>
+          <w:numId w:val="6"/>
+        </w:numPr>
+        <w:spacing w:before="240" w:beforeAutospacing="off" w:after="240" w:afterAutospacing="off"/>
+        <w:rPr>
+          <w:rFonts w:ascii="Arial" w:hAnsi="Arial" w:eastAsia="Arial" w:cs="Arial"/>
+          <w:noProof w:val="0"/>
+          <w:sz w:val="24"/>
+          <w:szCs w:val="24"/>
+          <w:lang w:val="en-US"/>
+        </w:rPr>
+      </w:pPr>
+      <w:r>
+        <w:rPr>
+          <w:rFonts w:ascii="Arial" w:hAnsi="Arial" w:eastAsia="Arial" w:cs="Arial"/>
+          <w:b w:val="1"/>
+          <w:bCs w:val="1"/>
+          <w:noProof w:val="0"/>
+          <w:sz w:val="24"/>
+          <w:szCs w:val="24"/>
+          <w:lang w:val="en-US"/>
+        </w:rPr>
+        <w:t>Document Upload:</w:t>
+      </w:r>
+      <w:r>
+        <w:rPr>
+          <w:rFonts w:ascii="Arial" w:hAnsi="Arial" w:eastAsia="Arial" w:cs="Arial"/>
+          <w:noProof w:val="0"/>
+          <w:sz w:val="24"/>
+          <w:szCs w:val="24"/>
+          <w:lang w:val="en-US"/>
+        </w:rPr>
+        <w:t xml:space="preserve"> A drag-and-drop file uploader widget that accepts local academic PDF files and displays an error message for invalid or unreadable documents.</w:t>
+      </w:r>
+    </w:p>
+    <w:p>
+      <w:pPr>
+        <w:pStyle w:val="ListParagraph"/>
+        <w:numPr>
+          <w:ilvl w:val="0"/>
+          <w:numId w:val="6"/>
+        </w:numPr>
+        <w:spacing w:before="240" w:beforeAutospacing="off" w:after="240" w:afterAutospacing="off"/>
+        <w:rPr>
+          <w:rFonts w:ascii="Arial" w:hAnsi="Arial" w:eastAsia="Arial" w:cs="Arial"/>
+          <w:noProof w:val="0"/>
+          <w:sz w:val="24"/>
+          <w:szCs w:val="24"/>
+          <w:lang w:val="en-US"/>
+        </w:rPr>
+      </w:pPr>
+      <w:r>
+        <w:rPr>
+          <w:rFonts w:ascii="Arial" w:hAnsi="Arial" w:eastAsia="Arial" w:cs="Arial"/>
+          <w:b w:val="1"/>
+          <w:bCs w:val="1"/>
+          <w:noProof w:val="0"/>
+          <w:sz w:val="24"/>
+          <w:szCs w:val="24"/>
+          <w:lang w:val="en-US"/>
+        </w:rPr>
+        <w:t>Question Input:</w:t>
+      </w:r>
+      <w:r>
+        <w:rPr>
+          <w:rFonts w:ascii="Arial" w:hAnsi="Arial" w:eastAsia="Arial" w:cs="Arial"/>
+          <w:noProof w:val="0"/>
+          <w:sz w:val="24"/>
+          <w:szCs w:val="24"/>
+          <w:lang w:val="en-US"/>
+        </w:rPr>
+        <w:t xml:space="preserve"> A prompt text box allowing users to ask natural-language questions about the uploaded academic paper.</w:t>
+      </w:r>
+    </w:p>
+    <w:p>
+      <w:pPr>
+        <w:pStyle w:val="ListParagraph"/>
+        <w:numPr>
+          <w:ilvl w:val="0"/>
+          <w:numId w:val="6"/>
+        </w:numPr>
+        <w:spacing w:before="240" w:beforeAutospacing="off" w:after="240" w:afterAutospacing="off"/>
+        <w:rPr>
+          <w:rFonts w:ascii="Arial" w:hAnsi="Arial" w:eastAsia="Arial" w:cs="Arial"/>
+          <w:noProof w:val="0"/>
+          <w:sz w:val="24"/>
+          <w:szCs w:val="24"/>
+          <w:lang w:val="en-US"/>
+        </w:rPr>
+      </w:pPr>
+      <w:r>
+        <w:rPr>
+          <w:rFonts w:ascii="Arial" w:hAnsi="Arial" w:eastAsia="Arial" w:cs="Arial"/>
+          <w:b w:val="1"/>
+          <w:bCs w:val="1"/>
+          <w:noProof w:val="0"/>
+          <w:sz w:val="24"/>
+          <w:szCs w:val="24"/>
+          <w:lang w:val="en-US"/>
+        </w:rPr>
+        <w:t>Answer and Source Display:</w:t>
+      </w:r>
+      <w:r>
+        <w:rPr>
+          <w:rFonts w:ascii="Arial" w:hAnsi="Arial" w:eastAsia="Arial" w:cs="Arial"/>
+          <w:noProof w:val="0"/>
+          <w:sz w:val="24"/>
+          <w:szCs w:val="24"/>
+          <w:lang w:val="en-US"/>
+        </w:rPr>
+        <w:t xml:space="preserve"> Presents generated answers alongside supporting passages and source information, such as document names and page numbers, when available.</w:t>
+      </w:r>
+    </w:p>
+    <w:p>
+      <w:pPr>
+        <w:pStyle w:val="ListParagraph"/>
+        <w:numPr>
+          <w:ilvl w:val="0"/>
+          <w:numId w:val="6"/>
+        </w:numPr>
+        <w:spacing w:before="240" w:beforeAutospacing="off" w:after="240" w:afterAutospacing="off"/>
+        <w:rPr>
+          <w:rFonts w:ascii="Arial" w:hAnsi="Arial" w:eastAsia="Arial" w:cs="Arial"/>
+          <w:noProof w:val="0"/>
+          <w:sz w:val="24"/>
+          <w:szCs w:val="24"/>
+          <w:lang w:val="en-US"/>
+        </w:rPr>
+      </w:pPr>
+      <w:r>
+        <w:rPr>
+          <w:rFonts w:ascii="Arial" w:hAnsi="Arial" w:eastAsia="Arial" w:cs="Arial"/>
+          <w:b w:val="1"/>
+          <w:bCs w:val="1"/>
+          <w:noProof w:val="0"/>
+          <w:sz w:val="24"/>
+          <w:szCs w:val="24"/>
+          <w:lang w:val="en-US"/>
+        </w:rPr>
+        <w:t>Internal Component Interfaces:</w:t>
+      </w:r>
+      <w:r>
+        <w:rPr>
+          <w:rFonts w:ascii="Arial" w:hAnsi="Arial" w:eastAsia="Arial" w:cs="Arial"/>
+          <w:noProof w:val="0"/>
+          <w:sz w:val="24"/>
+          <w:szCs w:val="24"/>
+          <w:lang w:val="en-US"/>
+        </w:rPr>
+        <w:t xml:space="preserve"> LangChain will coordinate PDF text extraction, text chunking, embedding generation, ChromaDB retrieval, and LLM answer generation through Python components.</w:t>
+      </w:r>
+    </w:p>
+    <w:p>
+      <w:pPr>
+        <w:spacing w:before="240" w:beforeAutospacing="off" w:after="240" w:afterAutospacing="off"/>
+      </w:pPr>
+      <w:r>
+        <w:rPr>
+          <w:rFonts w:ascii="Arial" w:hAnsi="Arial" w:eastAsia="Arial" w:cs="Arial"/>
+          <w:noProof w:val="0"/>
+          <w:sz w:val="24"/>
+          <w:szCs w:val="24"/>
+          <w:lang w:val="en-US"/>
+        </w:rPr>
+        <w:t>The initial application will use Streamlit and Python without a separate public REST API. Ollama will provide local model inference, while ChromaDB will manage vector storage and retrieval.</w:t>
+      </w:r>
+    </w:p>
+    <w:p>
+      <w:pPr>
+        <w:pStyle w:val="Heading1"/>
+        <w:rPr>
+          <w:rFonts w:ascii="Arial" w:hAnsi="Arial" w:eastAsia="Arial" w:cs="Arial"/>
+          <w:b w:val="1"/>
+          <w:bCs w:val="1"/>
+          <w:i w:val="0"/>
+          <w:iCs w:val="0"/>
+          <w:noProof w:val="0"/>
+          <w:sz w:val="32"/>
+          <w:szCs w:val="32"/>
+          <w:lang w:val="en-US"/>
+        </w:rPr>
+      </w:pPr>
+      <w:r>
+        <w:rPr>
+          <w:rFonts w:ascii="Arial" w:hAnsi="Arial" w:eastAsia="Arial" w:cs="Arial"/>
+          <w:b w:val="1"/>
+          <w:bCs w:val="1"/>
+          <w:i w:val="0"/>
+          <w:iCs w:val="0"/>
+          <w:noProof w:val="0"/>
+          <w:sz w:val="32"/>
+          <w:szCs w:val="32"/>
+          <w:lang w:val="en-US"/>
+        </w:rPr>
+        <w:t>8. Technology Stack and Design Decisions</w:t>
+      </w:r>
+    </w:p>
+    <w:p>
+      <w:pPr>
+        <w:spacing w:before="240" w:beforeAutospacing="off" w:after="240" w:afterAutospacing="off"/>
+      </w:pPr>
+      <w:r>
+        <w:rPr>
+          <w:rFonts w:ascii="Arial" w:hAnsi="Arial" w:eastAsia="Arial" w:cs="Arial"/>
+          <w:noProof w:val="0"/>
+          <w:sz w:val="24"/>
+          <w:szCs w:val="24"/>
+          <w:lang w:val="en-US"/>
+        </w:rPr>
+        <w:t>The project will use the following technologies to implement a local Retrieval-Augmented Generation (RAG) application:</w:t>
+      </w:r>
+    </w:p>
+    <w:p>
+      <w:pPr>
+        <w:pStyle w:val="ListParagraph"/>
+        <w:numPr>
+          <w:ilvl w:val="0"/>
+          <w:numId w:val="7"/>
+        </w:numPr>
+        <w:spacing w:before="240" w:beforeAutospacing="off" w:after="240" w:afterAutospacing="off"/>
+        <w:rPr>
+          <w:rFonts w:ascii="Arial" w:hAnsi="Arial" w:eastAsia="Arial" w:cs="Arial"/>
+          <w:noProof w:val="0"/>
+          <w:sz w:val="24"/>
+          <w:szCs w:val="24"/>
+          <w:lang w:val="en-US"/>
+        </w:rPr>
+      </w:pPr>
+      <w:r>
+        <w:rPr>
+          <w:rFonts w:ascii="Arial" w:hAnsi="Arial" w:eastAsia="Arial" w:cs="Arial"/>
+          <w:b w:val="1"/>
+          <w:bCs w:val="1"/>
+          <w:noProof w:val="0"/>
+          <w:sz w:val="24"/>
+          <w:szCs w:val="24"/>
+          <w:lang w:val="en-US"/>
+        </w:rPr>
+        <w:t>Programming Language — Python:</w:t>
+      </w:r>
+      <w:r>
+        <w:rPr>
+          <w:rFonts w:ascii="Arial" w:hAnsi="Arial" w:eastAsia="Arial" w:cs="Arial"/>
+          <w:noProof w:val="0"/>
+          <w:sz w:val="24"/>
+          <w:szCs w:val="24"/>
+          <w:lang w:val="en-US"/>
+        </w:rPr>
+        <w:t xml:space="preserve"> Supports document processing, RAG pipeline development, and integration with AI models.</w:t>
+      </w:r>
+    </w:p>
+    <w:p>
+      <w:pPr>
+        <w:pStyle w:val="ListParagraph"/>
+        <w:numPr>
+          <w:ilvl w:val="0"/>
+          <w:numId w:val="7"/>
+        </w:numPr>
+        <w:spacing w:before="240" w:beforeAutospacing="off" w:after="240" w:afterAutospacing="off"/>
+        <w:rPr>
+          <w:rFonts w:ascii="Arial" w:hAnsi="Arial" w:eastAsia="Arial" w:cs="Arial"/>
+          <w:noProof w:val="0"/>
+          <w:sz w:val="24"/>
+          <w:szCs w:val="24"/>
+          <w:lang w:val="en-US"/>
+        </w:rPr>
+      </w:pPr>
+      <w:r>
+        <w:rPr>
+          <w:rFonts w:ascii="Arial" w:hAnsi="Arial" w:eastAsia="Arial" w:cs="Arial"/>
+          <w:b w:val="1"/>
+          <w:bCs w:val="1"/>
+          <w:noProof w:val="0"/>
+          <w:sz w:val="24"/>
+          <w:szCs w:val="24"/>
+          <w:lang w:val="en-US"/>
+        </w:rPr>
+        <w:t>User Interface — Streamlit:</w:t>
+      </w:r>
+      <w:r>
+        <w:rPr>
+          <w:rFonts w:ascii="Arial" w:hAnsi="Arial" w:eastAsia="Arial" w:cs="Arial"/>
+          <w:noProof w:val="0"/>
+          <w:sz w:val="24"/>
+          <w:szCs w:val="24"/>
+          <w:lang w:val="en-US"/>
+        </w:rPr>
+        <w:t xml:space="preserve"> Chosen for rapid, lightweight web-app development and seamless integration with Python scripts.</w:t>
+      </w:r>
+    </w:p>
+    <w:p>
+      <w:pPr>
+        <w:pStyle w:val="ListParagraph"/>
+        <w:numPr>
+          <w:ilvl w:val="0"/>
+          <w:numId w:val="7"/>
+        </w:numPr>
+        <w:spacing w:before="240" w:beforeAutospacing="off" w:after="240" w:afterAutospacing="off"/>
+        <w:rPr>
+          <w:rFonts w:ascii="Arial" w:hAnsi="Arial" w:eastAsia="Arial" w:cs="Arial"/>
+          <w:noProof w:val="0"/>
+          <w:sz w:val="24"/>
+          <w:szCs w:val="24"/>
+          <w:lang w:val="en-US"/>
+        </w:rPr>
+      </w:pPr>
+      <w:r>
+        <w:rPr>
+          <w:rFonts w:ascii="Arial" w:hAnsi="Arial" w:eastAsia="Arial" w:cs="Arial"/>
+          <w:b w:val="1"/>
+          <w:bCs w:val="1"/>
+          <w:noProof w:val="0"/>
+          <w:sz w:val="24"/>
+          <w:szCs w:val="24"/>
+          <w:lang w:val="en-US"/>
+        </w:rPr>
+        <w:t>RAG Framework — LangChain:</w:t>
+      </w:r>
+      <w:r>
+        <w:rPr>
+          <w:rFonts w:ascii="Arial" w:hAnsi="Arial" w:eastAsia="Arial" w:cs="Arial"/>
+          <w:noProof w:val="0"/>
+          <w:sz w:val="24"/>
+          <w:szCs w:val="24"/>
+          <w:lang w:val="en-US"/>
+        </w:rPr>
+        <w:t xml:space="preserve"> Organizes document loading, text splitting, retrieval, and answer generation.</w:t>
+      </w:r>
+    </w:p>
+    <w:p>
+      <w:pPr>
+        <w:pStyle w:val="ListParagraph"/>
+        <w:numPr>
+          <w:ilvl w:val="0"/>
+          <w:numId w:val="7"/>
+        </w:numPr>
+        <w:spacing w:before="240" w:beforeAutospacing="off" w:after="240" w:afterAutospacing="off"/>
+        <w:rPr>
+          <w:rFonts w:ascii="Arial" w:hAnsi="Arial" w:eastAsia="Arial" w:cs="Arial"/>
+          <w:noProof w:val="0"/>
+          <w:sz w:val="24"/>
+          <w:szCs w:val="24"/>
+          <w:lang w:val="en-US"/>
+        </w:rPr>
+      </w:pPr>
+      <w:r>
+        <w:rPr>
+          <w:rFonts w:ascii="Arial" w:hAnsi="Arial" w:eastAsia="Arial" w:cs="Arial"/>
+          <w:b w:val="1"/>
+          <w:bCs w:val="1"/>
+          <w:noProof w:val="0"/>
+          <w:sz w:val="24"/>
+          <w:szCs w:val="24"/>
+          <w:lang w:val="en-US"/>
+        </w:rPr>
+        <w:t>LLM Runtime — Ollama with Llama 3.2:</w:t>
+      </w:r>
+      <w:r>
+        <w:rPr>
+          <w:rFonts w:ascii="Arial" w:hAnsi="Arial" w:eastAsia="Arial" w:cs="Arial"/>
+          <w:noProof w:val="0"/>
+          <w:sz w:val="24"/>
+          <w:szCs w:val="24"/>
+          <w:lang w:val="en-US"/>
+        </w:rPr>
+        <w:t xml:space="preserve"> Enables local answer generation and reduces reliance on paid external LLM APIs.</w:t>
+      </w:r>
+    </w:p>
+    <w:p>
+      <w:pPr>
+        <w:pStyle w:val="ListParagraph"/>
+        <w:numPr>
+          <w:ilvl w:val="0"/>
+          <w:numId w:val="7"/>
+        </w:numPr>
+        <w:spacing w:before="240" w:beforeAutospacing="off" w:after="240" w:afterAutospacing="off"/>
+        <w:rPr>
+          <w:rFonts w:ascii="Arial" w:hAnsi="Arial" w:eastAsia="Arial" w:cs="Arial"/>
+          <w:noProof w:val="0"/>
+          <w:sz w:val="24"/>
+          <w:szCs w:val="24"/>
+          <w:lang w:val="en-US"/>
+        </w:rPr>
+      </w:pPr>
+      <w:r>
+        <w:rPr>
+          <w:rFonts w:ascii="Arial" w:hAnsi="Arial" w:eastAsia="Arial" w:cs="Arial"/>
+          <w:b w:val="1"/>
+          <w:bCs w:val="1"/>
+          <w:noProof w:val="0"/>
+          <w:sz w:val="24"/>
+          <w:szCs w:val="24"/>
+          <w:lang w:val="en-US"/>
+        </w:rPr>
+        <w:t>Embedding Model — Local embedding model:</w:t>
+      </w:r>
+      <w:r>
+        <w:rPr>
+          <w:rFonts w:ascii="Arial" w:hAnsi="Arial" w:eastAsia="Arial" w:cs="Arial"/>
+          <w:noProof w:val="0"/>
+          <w:sz w:val="24"/>
+          <w:szCs w:val="24"/>
+          <w:lang w:val="en-US"/>
+        </w:rPr>
+        <w:t xml:space="preserve"> Converts document chunks and questions into vectors for semantic retrieval. The specific model will be selected based on compatibility and proof-of-concept results.</w:t>
+      </w:r>
+    </w:p>
+    <w:p>
+      <w:pPr>
+        <w:pStyle w:val="ListParagraph"/>
+        <w:numPr>
+          <w:ilvl w:val="0"/>
+          <w:numId w:val="7"/>
+        </w:numPr>
+        <w:spacing w:before="240" w:beforeAutospacing="off" w:after="240" w:afterAutospacing="off"/>
+        <w:rPr>
+          <w:rFonts w:ascii="Arial" w:hAnsi="Arial" w:eastAsia="Arial" w:cs="Arial"/>
+          <w:noProof w:val="0"/>
+          <w:sz w:val="24"/>
+          <w:szCs w:val="24"/>
+          <w:lang w:val="en-US"/>
+        </w:rPr>
+      </w:pPr>
+      <w:r>
+        <w:rPr>
+          <w:rFonts w:ascii="Arial" w:hAnsi="Arial" w:eastAsia="Arial" w:cs="Arial"/>
+          <w:b w:val="1"/>
+          <w:bCs w:val="1"/>
+          <w:noProof w:val="0"/>
+          <w:sz w:val="24"/>
+          <w:szCs w:val="24"/>
+          <w:lang w:val="en-US"/>
+        </w:rPr>
+        <w:t>Vector Store — ChromaDB:</w:t>
+      </w:r>
+      <w:r>
+        <w:rPr>
+          <w:rFonts w:ascii="Arial" w:hAnsi="Arial" w:eastAsia="Arial" w:cs="Arial"/>
+          <w:noProof w:val="0"/>
+          <w:sz w:val="24"/>
+          <w:szCs w:val="24"/>
+          <w:lang w:val="en-US"/>
+        </w:rPr>
+        <w:t xml:space="preserve"> Stores embeddings and document metadata locally and supports similarity-based retrieval.</w:t>
+      </w:r>
+    </w:p>
+    <w:p>
+      <w:pPr>
+        <w:pStyle w:val="ListParagraph"/>
+        <w:numPr>
+          <w:ilvl w:val="0"/>
+          <w:numId w:val="7"/>
+        </w:numPr>
+        <w:spacing w:before="240" w:beforeAutospacing="off" w:after="240" w:afterAutospacing="off"/>
+        <w:rPr>
+          <w:rFonts w:ascii="Arial" w:hAnsi="Arial" w:eastAsia="Arial" w:cs="Arial"/>
+          <w:noProof w:val="0"/>
+          <w:sz w:val="24"/>
+          <w:szCs w:val="24"/>
+          <w:lang w:val="en-US"/>
+        </w:rPr>
+      </w:pPr>
+      <w:r>
+        <w:rPr>
+          <w:rFonts w:ascii="Arial" w:hAnsi="Arial" w:eastAsia="Arial" w:cs="Arial"/>
+          <w:b w:val="1"/>
+          <w:bCs w:val="1"/>
+          <w:noProof w:val="0"/>
+          <w:sz w:val="24"/>
+          <w:szCs w:val="24"/>
+          <w:lang w:val="en-US"/>
+        </w:rPr>
+        <w:t>Development Tools — VS Code, Git, and GitHub:</w:t>
+      </w:r>
+      <w:r>
+        <w:rPr>
+          <w:rFonts w:ascii="Arial" w:hAnsi="Arial" w:eastAsia="Arial" w:cs="Arial"/>
+          <w:noProof w:val="0"/>
+          <w:sz w:val="24"/>
+          <w:szCs w:val="24"/>
+          <w:lang w:val="en-US"/>
+        </w:rPr>
+        <w:t xml:space="preserve"> Support coding, version control, and documentation of project progress.</w:t>
+      </w:r>
+    </w:p>
+    <w:p>
+      <w:pPr>
+        <w:spacing w:before="240" w:beforeAutospacing="off" w:after="240" w:afterAutospacing="off"/>
+      </w:pPr>
+      <w:r>
+        <w:rPr>
+          <w:rFonts w:ascii="Arial" w:hAnsi="Arial" w:eastAsia="Arial" w:cs="Arial"/>
+          <w:noProof w:val="0"/>
+          <w:sz w:val="24"/>
+          <w:szCs w:val="24"/>
+          <w:lang w:val="en-US"/>
+        </w:rPr>
+        <w:t>The design prioritizes local processing, low cost, and manageable implementation complexity. Streamlit is preferred over a separate frontend framework, and ChromaDB is planned instead of a hosted vector database to reduce external dependencies. The selected embedding model and integration details will be verified during the technical proof of concept.</w:t>
+      </w:r>
+    </w:p>
+    <w:p>
+      <w:pPr>
+        <w:pStyle w:val="Heading1"/>
+        <w:rPr>
+          <w:rFonts w:ascii="Arial" w:hAnsi="Arial" w:eastAsia="Arial" w:cs="Arial"/>
+          <w:b w:val="1"/>
+          <w:bCs w:val="1"/>
+          <w:i w:val="0"/>
+          <w:iCs w:val="0"/>
+          <w:noProof w:val="0"/>
+          <w:sz w:val="32"/>
+          <w:szCs w:val="32"/>
+          <w:lang w:val="en-US"/>
+        </w:rPr>
+      </w:pPr>
+      <w:r>
+        <w:rPr>
+          <w:rFonts w:ascii="Arial" w:hAnsi="Arial" w:eastAsia="Arial" w:cs="Arial"/>
+          <w:b w:val="1"/>
+          <w:bCs w:val="1"/>
+          <w:i w:val="0"/>
+          <w:iCs w:val="0"/>
+          <w:noProof w:val="0"/>
+          <w:sz w:val="32"/>
+          <w:szCs w:val="32"/>
+          <w:lang w:val="en-US"/>
+        </w:rPr>
+        <w:t>9</w:t>
+      </w:r>
+      <w:r>
+        <w:rPr>
+          <w:rFonts w:ascii="Arial" w:hAnsi="Arial" w:eastAsia="Arial" w:cs="Arial"/>
+          <w:b w:val="1"/>
+          <w:bCs w:val="1"/>
+          <w:i w:val="0"/>
+          <w:iCs w:val="0"/>
+          <w:noProof w:val="0"/>
+          <w:sz w:val="32"/>
+          <w:szCs w:val="32"/>
+          <w:lang w:val="en-US"/>
+        </w:rPr>
+        <w:t>. Technical Proof of Concept (PoC)</w:t>
+      </w:r>
+    </w:p>
+    <w:p>
+      <w:pPr>
+        <w:spacing w:before="240" w:beforeAutospacing="off" w:after="240" w:afterAutospacing="off"/>
+      </w:pPr>
+      <w:r>
+        <w:rPr>
+          <w:rFonts w:ascii="Arial" w:hAnsi="Arial" w:eastAsia="Arial" w:cs="Arial"/>
+          <w:noProof w:val="0"/>
+          <w:sz w:val="24"/>
+          <w:szCs w:val="24"/>
+          <w:lang w:val="en-US"/>
+        </w:rPr>
+        <w:t>The technical proof of concept will evaluate the feasibility and local integration of the proposed technology stack, including Ollama, ChromaDB, and LangChain.</w:t>
+      </w:r>
+    </w:p>
+    <w:p>
+      <w:pPr>
+        <w:pStyle w:val="ListParagraph"/>
+        <w:numPr>
+          <w:ilvl w:val="0"/>
+          <w:numId w:val="8"/>
+        </w:numPr>
+        <w:spacing w:before="240" w:beforeAutospacing="off" w:after="240" w:afterAutospacing="off"/>
+        <w:rPr>
+          <w:rFonts w:ascii="Arial" w:hAnsi="Arial" w:eastAsia="Arial" w:cs="Arial"/>
+          <w:noProof w:val="0"/>
+          <w:sz w:val="24"/>
+          <w:szCs w:val="24"/>
+          <w:lang w:val="en-US"/>
+        </w:rPr>
+      </w:pPr>
+      <w:r>
+        <w:rPr>
+          <w:rFonts w:ascii="Arial" w:hAnsi="Arial" w:eastAsia="Arial" w:cs="Arial"/>
+          <w:b w:val="1"/>
+          <w:bCs w:val="1"/>
+          <w:noProof w:val="0"/>
+          <w:sz w:val="24"/>
+          <w:szCs w:val="24"/>
+          <w:lang w:val="en-US"/>
+        </w:rPr>
+        <w:t>Objectives:</w:t>
+      </w:r>
+      <w:r>
+        <w:rPr>
+          <w:rFonts w:ascii="Arial" w:hAnsi="Arial" w:eastAsia="Arial" w:cs="Arial"/>
+          <w:noProof w:val="0"/>
+          <w:sz w:val="24"/>
+          <w:szCs w:val="24"/>
+          <w:lang w:val="en-US"/>
+        </w:rPr>
+        <w:t xml:space="preserve"> Verify the core RAG workflow, including PDF ingestion, local embedding generation, vector storage, relevant passage retrieval, and LLM answer generation without relying on external cloud services.</w:t>
+      </w:r>
+    </w:p>
+    <w:p>
+      <w:pPr>
+        <w:pStyle w:val="ListParagraph"/>
+        <w:numPr>
+          <w:ilvl w:val="0"/>
+          <w:numId w:val="8"/>
+        </w:numPr>
+        <w:spacing w:before="240" w:beforeAutospacing="off" w:after="240" w:afterAutospacing="off"/>
+        <w:rPr>
+          <w:rFonts w:ascii="Arial" w:hAnsi="Arial" w:eastAsia="Arial" w:cs="Arial"/>
+          <w:noProof w:val="0"/>
+          <w:sz w:val="24"/>
+          <w:szCs w:val="24"/>
+          <w:lang w:val="en-US"/>
+        </w:rPr>
+      </w:pPr>
+      <w:r>
+        <w:rPr>
+          <w:rFonts w:ascii="Arial" w:hAnsi="Arial" w:eastAsia="Arial" w:cs="Arial"/>
+          <w:b w:val="1"/>
+          <w:bCs w:val="1"/>
+          <w:noProof w:val="0"/>
+          <w:sz w:val="24"/>
+          <w:szCs w:val="24"/>
+          <w:lang w:val="en-US"/>
+        </w:rPr>
+        <w:t>Testing Approach:</w:t>
+      </w:r>
+      <w:r>
+        <w:rPr>
+          <w:rFonts w:ascii="Arial" w:hAnsi="Arial" w:eastAsia="Arial" w:cs="Arial"/>
+          <w:noProof w:val="0"/>
+          <w:sz w:val="24"/>
+          <w:szCs w:val="24"/>
+          <w:lang w:val="en-US"/>
+        </w:rPr>
+        <w:t xml:space="preserve"> A sample academic PDF will be processed locally. Its text will be divided into chunks, embedded using a compatible local embedding model, and stored in ChromaDB. Natural-language queries will test retrieval accuracy and source metadata preservation.</w:t>
+      </w:r>
+    </w:p>
+    <w:p>
+      <w:pPr>
+        <w:pStyle w:val="ListParagraph"/>
+        <w:numPr>
+          <w:ilvl w:val="0"/>
+          <w:numId w:val="8"/>
+        </w:numPr>
+        <w:spacing w:before="240" w:beforeAutospacing="off" w:after="240" w:afterAutospacing="off"/>
+        <w:rPr>
+          <w:rFonts w:ascii="Arial" w:hAnsi="Arial" w:eastAsia="Arial" w:cs="Arial"/>
+          <w:noProof w:val="0"/>
+          <w:sz w:val="24"/>
+          <w:szCs w:val="24"/>
+          <w:lang w:val="en-US"/>
+        </w:rPr>
+      </w:pPr>
+      <w:r>
+        <w:rPr>
+          <w:rFonts w:ascii="Arial" w:hAnsi="Arial" w:eastAsia="Arial" w:cs="Arial"/>
+          <w:b w:val="1"/>
+          <w:bCs w:val="1"/>
+          <w:noProof w:val="0"/>
+          <w:sz w:val="24"/>
+          <w:szCs w:val="24"/>
+          <w:lang w:val="en-US"/>
+        </w:rPr>
+        <w:t>Results and Conclusions:</w:t>
+      </w:r>
+      <w:r>
+        <w:rPr>
+          <w:rFonts w:ascii="Arial" w:hAnsi="Arial" w:eastAsia="Arial" w:cs="Arial"/>
+          <w:noProof w:val="0"/>
+          <w:sz w:val="24"/>
+          <w:szCs w:val="24"/>
+          <w:lang w:val="en-US"/>
+        </w:rPr>
+        <w:t xml:space="preserve"> Actual results, including whether the workflow runs locally, response time, and source traceability, will be documented after testing. The findings will guide any necessary adjustments before integrating the pipeline into the Streamlit interface.</w:t>
+      </w:r>
+    </w:p>
+    <w:p>
+      <w:pPr>
+        <w:pStyle w:val="Normal"/>
+        <w:spacing w:before="240" w:beforeAutospacing="off" w:after="240" w:afterAutospacing="off"/>
+        <w:ind w:left="0"/>
+        <w:rPr>
+          <w:rFonts w:ascii="Arial" w:hAnsi="Arial" w:eastAsia="Arial" w:cs="Arial"/>
+          <w:noProof w:val="0"/>
+          <w:sz w:val="24"/>
+          <w:szCs w:val="24"/>
+          <w:lang w:val="en-US"/>
+        </w:rPr>
+      </w:pPr>
+    </w:p>
+    <w:p>
+      <w:pPr>
+        <w:spacing w:before="240" w:beforeAutospacing="off" w:after="240" w:afterAutospacing="off"/>
+        <w:rPr>
+          <w:rFonts w:ascii="Arial" w:hAnsi="Arial" w:eastAsia="Arial" w:cs="Arial"/>
+          <w:noProof w:val="0"/>
+          <w:sz w:val="24"/>
+          <w:szCs w:val="24"/>
+          <w:lang w:val="en-US"/>
+        </w:rPr>
+      </w:pPr>
+    </w:p>
+    <w:p>
+      <w:pPr>
+        <w:pStyle w:val="Normal"/>
+        <w:rPr>
+          <w:rFonts w:ascii="Arial" w:hAnsi="Arial" w:eastAsia="Arial" w:cs="Arial"/>
+          <w:noProof w:val="0"/>
+          <w:sz w:val="24"/>
+          <w:szCs w:val="24"/>
+          <w:lang w:val="en-US"/>
+        </w:rPr>
+      </w:pPr>
+    </w:p>
+    <w:p>
+      <w:pPr>
+        <w:pStyle w:val="Normal"/>
         <w:rPr>
           <w:rFonts w:ascii="Arial" w:hAnsi="Arial" w:eastAsia="Arial" w:cs="Arial"/>
           <w:noProof w:val="0"/>
@@ -2296,6 +3938,566 @@
 
 <file path=word/numbering.xml><?xml version="1.0" encoding="utf-8"?>
 <w:numbering xmlns:w="http://schemas.openxmlformats.org/wordprocessingml/2006/main">
+  <w:abstractNum xmlns:w="http://schemas.openxmlformats.org/wordprocessingml/2006/main" w:abstractNumId="8">
+    <w:nsid w:val="4336e02b"/>
+    <w:multiLevelType xmlns:w="http://schemas.openxmlformats.org/wordprocessingml/2006/main" w:val="hybridMultilevel"/>
+    <w:lvl xmlns:w="http://schemas.openxmlformats.org/wordprocessingml/2006/main" w:ilvl="0">
+      <w:start w:val="1"/>
+      <w:numFmt w:val="bullet"/>
+      <w:lvlText w:val=""/>
+      <w:lvlJc w:val="left"/>
+      <w:pPr>
+        <w:ind w:left="720" w:hanging="360"/>
+      </w:pPr>
+      <w:rPr>
+        <w:rFonts w:hint="default" w:ascii="Symbol" w:hAnsi="Symbol"/>
+      </w:rPr>
+    </w:lvl>
+    <w:lvl xmlns:w="http://schemas.openxmlformats.org/wordprocessingml/2006/main" w:ilvl="1">
+      <w:start w:val="1"/>
+      <w:numFmt w:val="bullet"/>
+      <w:lvlText w:val="o"/>
+      <w:lvlJc w:val="left"/>
+      <w:pPr>
+        <w:ind w:left="1440" w:hanging="360"/>
+      </w:pPr>
+      <w:rPr>
+        <w:rFonts w:hint="default" w:ascii="Courier New" w:hAnsi="Courier New"/>
+      </w:rPr>
+    </w:lvl>
+    <w:lvl xmlns:w="http://schemas.openxmlformats.org/wordprocessingml/2006/main" w:ilvl="2">
+      <w:start w:val="1"/>
+      <w:numFmt w:val="bullet"/>
+      <w:lvlText w:val=""/>
+      <w:lvlJc w:val="left"/>
+      <w:pPr>
+        <w:ind w:left="2160" w:hanging="360"/>
+      </w:pPr>
+      <w:rPr>
+        <w:rFonts w:hint="default" w:ascii="Wingdings" w:hAnsi="Wingdings"/>
+      </w:rPr>
+    </w:lvl>
+    <w:lvl xmlns:w="http://schemas.openxmlformats.org/wordprocessingml/2006/main" w:ilvl="3">
+      <w:start w:val="1"/>
+      <w:numFmt w:val="bullet"/>
+      <w:lvlText w:val=""/>
+      <w:lvlJc w:val="left"/>
+      <w:pPr>
+        <w:ind w:left="2880" w:hanging="360"/>
+      </w:pPr>
+      <w:rPr>
+        <w:rFonts w:hint="default" w:ascii="Symbol" w:hAnsi="Symbol"/>
+      </w:rPr>
+    </w:lvl>
+    <w:lvl xmlns:w="http://schemas.openxmlformats.org/wordprocessingml/2006/main" w:ilvl="4">
+      <w:start w:val="1"/>
+      <w:numFmt w:val="bullet"/>
+      <w:lvlText w:val="o"/>
+      <w:lvlJc w:val="left"/>
+      <w:pPr>
+        <w:ind w:left="3600" w:hanging="360"/>
+      </w:pPr>
+      <w:rPr>
+        <w:rFonts w:hint="default" w:ascii="Courier New" w:hAnsi="Courier New"/>
+      </w:rPr>
+    </w:lvl>
+    <w:lvl xmlns:w="http://schemas.openxmlformats.org/wordprocessingml/2006/main" w:ilvl="5">
+      <w:start w:val="1"/>
+      <w:numFmt w:val="bullet"/>
+      <w:lvlText w:val=""/>
+      <w:lvlJc w:val="left"/>
+      <w:pPr>
+        <w:ind w:left="4320" w:hanging="360"/>
+      </w:pPr>
+      <w:rPr>
+        <w:rFonts w:hint="default" w:ascii="Wingdings" w:hAnsi="Wingdings"/>
+      </w:rPr>
+    </w:lvl>
+    <w:lvl xmlns:w="http://schemas.openxmlformats.org/wordprocessingml/2006/main" w:ilvl="6">
+      <w:start w:val="1"/>
+      <w:numFmt w:val="bullet"/>
+      <w:lvlText w:val=""/>
+      <w:lvlJc w:val="left"/>
+      <w:pPr>
+        <w:ind w:left="5040" w:hanging="360"/>
+      </w:pPr>
+      <w:rPr>
+        <w:rFonts w:hint="default" w:ascii="Symbol" w:hAnsi="Symbol"/>
+      </w:rPr>
+    </w:lvl>
+    <w:lvl xmlns:w="http://schemas.openxmlformats.org/wordprocessingml/2006/main" w:ilvl="7">
+      <w:start w:val="1"/>
+      <w:numFmt w:val="bullet"/>
+      <w:lvlText w:val="o"/>
+      <w:lvlJc w:val="left"/>
+      <w:pPr>
+        <w:ind w:left="5760" w:hanging="360"/>
+      </w:pPr>
+      <w:rPr>
+        <w:rFonts w:hint="default" w:ascii="Courier New" w:hAnsi="Courier New"/>
+      </w:rPr>
+    </w:lvl>
+    <w:lvl xmlns:w="http://schemas.openxmlformats.org/wordprocessingml/2006/main" w:ilvl="8">
+      <w:start w:val="1"/>
+      <w:numFmt w:val="bullet"/>
+      <w:lvlText w:val=""/>
+      <w:lvlJc w:val="left"/>
+      <w:pPr>
+        <w:ind w:left="6480" w:hanging="360"/>
+      </w:pPr>
+      <w:rPr>
+        <w:rFonts w:hint="default" w:ascii="Wingdings" w:hAnsi="Wingdings"/>
+      </w:rPr>
+    </w:lvl>
+  </w:abstractNum>
+  <w:abstractNum xmlns:w="http://schemas.openxmlformats.org/wordprocessingml/2006/main" w:abstractNumId="7">
+    <w:nsid w:val="7cc4cc88"/>
+    <w:multiLevelType xmlns:w="http://schemas.openxmlformats.org/wordprocessingml/2006/main" w:val="hybridMultilevel"/>
+    <w:lvl xmlns:w="http://schemas.openxmlformats.org/wordprocessingml/2006/main" w:ilvl="0">
+      <w:start w:val="1"/>
+      <w:numFmt w:val="bullet"/>
+      <w:lvlText w:val=""/>
+      <w:lvlJc w:val="left"/>
+      <w:pPr>
+        <w:ind w:left="720" w:hanging="360"/>
+      </w:pPr>
+      <w:rPr>
+        <w:rFonts w:hint="default" w:ascii="Symbol" w:hAnsi="Symbol"/>
+      </w:rPr>
+    </w:lvl>
+    <w:lvl xmlns:w="http://schemas.openxmlformats.org/wordprocessingml/2006/main" w:ilvl="1">
+      <w:start w:val="1"/>
+      <w:numFmt w:val="bullet"/>
+      <w:lvlText w:val="o"/>
+      <w:lvlJc w:val="left"/>
+      <w:pPr>
+        <w:ind w:left="1440" w:hanging="360"/>
+      </w:pPr>
+      <w:rPr>
+        <w:rFonts w:hint="default" w:ascii="Courier New" w:hAnsi="Courier New"/>
+      </w:rPr>
+    </w:lvl>
+    <w:lvl xmlns:w="http://schemas.openxmlformats.org/wordprocessingml/2006/main" w:ilvl="2">
+      <w:start w:val="1"/>
+      <w:numFmt w:val="bullet"/>
+      <w:lvlText w:val=""/>
+      <w:lvlJc w:val="left"/>
+      <w:pPr>
+        <w:ind w:left="2160" w:hanging="360"/>
+      </w:pPr>
+      <w:rPr>
+        <w:rFonts w:hint="default" w:ascii="Wingdings" w:hAnsi="Wingdings"/>
+      </w:rPr>
+    </w:lvl>
+    <w:lvl xmlns:w="http://schemas.openxmlformats.org/wordprocessingml/2006/main" w:ilvl="3">
+      <w:start w:val="1"/>
+      <w:numFmt w:val="bullet"/>
+      <w:lvlText w:val=""/>
+      <w:lvlJc w:val="left"/>
+      <w:pPr>
+        <w:ind w:left="2880" w:hanging="360"/>
+      </w:pPr>
+      <w:rPr>
+        <w:rFonts w:hint="default" w:ascii="Symbol" w:hAnsi="Symbol"/>
+      </w:rPr>
+    </w:lvl>
+    <w:lvl xmlns:w="http://schemas.openxmlformats.org/wordprocessingml/2006/main" w:ilvl="4">
+      <w:start w:val="1"/>
+      <w:numFmt w:val="bullet"/>
+      <w:lvlText w:val="o"/>
+      <w:lvlJc w:val="left"/>
+      <w:pPr>
+        <w:ind w:left="3600" w:hanging="360"/>
+      </w:pPr>
+      <w:rPr>
+        <w:rFonts w:hint="default" w:ascii="Courier New" w:hAnsi="Courier New"/>
+      </w:rPr>
+    </w:lvl>
+    <w:lvl xmlns:w="http://schemas.openxmlformats.org/wordprocessingml/2006/main" w:ilvl="5">
+      <w:start w:val="1"/>
+      <w:numFmt w:val="bullet"/>
+      <w:lvlText w:val=""/>
+      <w:lvlJc w:val="left"/>
+      <w:pPr>
+        <w:ind w:left="4320" w:hanging="360"/>
+      </w:pPr>
+      <w:rPr>
+        <w:rFonts w:hint="default" w:ascii="Wingdings" w:hAnsi="Wingdings"/>
+      </w:rPr>
+    </w:lvl>
+    <w:lvl xmlns:w="http://schemas.openxmlformats.org/wordprocessingml/2006/main" w:ilvl="6">
+      <w:start w:val="1"/>
+      <w:numFmt w:val="bullet"/>
+      <w:lvlText w:val=""/>
+      <w:lvlJc w:val="left"/>
+      <w:pPr>
+        <w:ind w:left="5040" w:hanging="360"/>
+      </w:pPr>
+      <w:rPr>
+        <w:rFonts w:hint="default" w:ascii="Symbol" w:hAnsi="Symbol"/>
+      </w:rPr>
+    </w:lvl>
+    <w:lvl xmlns:w="http://schemas.openxmlformats.org/wordprocessingml/2006/main" w:ilvl="7">
+      <w:start w:val="1"/>
+      <w:numFmt w:val="bullet"/>
+      <w:lvlText w:val="o"/>
+      <w:lvlJc w:val="left"/>
+      <w:pPr>
+        <w:ind w:left="5760" w:hanging="360"/>
+      </w:pPr>
+      <w:rPr>
+        <w:rFonts w:hint="default" w:ascii="Courier New" w:hAnsi="Courier New"/>
+      </w:rPr>
+    </w:lvl>
+    <w:lvl xmlns:w="http://schemas.openxmlformats.org/wordprocessingml/2006/main" w:ilvl="8">
+      <w:start w:val="1"/>
+      <w:numFmt w:val="bullet"/>
+      <w:lvlText w:val=""/>
+      <w:lvlJc w:val="left"/>
+      <w:pPr>
+        <w:ind w:left="6480" w:hanging="360"/>
+      </w:pPr>
+      <w:rPr>
+        <w:rFonts w:hint="default" w:ascii="Wingdings" w:hAnsi="Wingdings"/>
+      </w:rPr>
+    </w:lvl>
+  </w:abstractNum>
+  <w:abstractNum xmlns:w="http://schemas.openxmlformats.org/wordprocessingml/2006/main" w:abstractNumId="6">
+    <w:nsid w:val="1f706961"/>
+    <w:multiLevelType xmlns:w="http://schemas.openxmlformats.org/wordprocessingml/2006/main" w:val="hybridMultilevel"/>
+    <w:lvl xmlns:w="http://schemas.openxmlformats.org/wordprocessingml/2006/main" w:ilvl="0">
+      <w:start w:val="1"/>
+      <w:numFmt w:val="bullet"/>
+      <w:lvlText w:val=""/>
+      <w:lvlJc w:val="left"/>
+      <w:pPr>
+        <w:ind w:left="720" w:hanging="360"/>
+      </w:pPr>
+      <w:rPr>
+        <w:rFonts w:hint="default" w:ascii="Symbol" w:hAnsi="Symbol"/>
+      </w:rPr>
+    </w:lvl>
+    <w:lvl xmlns:w="http://schemas.openxmlformats.org/wordprocessingml/2006/main" w:ilvl="1">
+      <w:start w:val="1"/>
+      <w:numFmt w:val="bullet"/>
+      <w:lvlText w:val="o"/>
+      <w:lvlJc w:val="left"/>
+      <w:pPr>
+        <w:ind w:left="1440" w:hanging="360"/>
+      </w:pPr>
+      <w:rPr>
+        <w:rFonts w:hint="default" w:ascii="Courier New" w:hAnsi="Courier New"/>
+      </w:rPr>
+    </w:lvl>
+    <w:lvl xmlns:w="http://schemas.openxmlformats.org/wordprocessingml/2006/main" w:ilvl="2">
+      <w:start w:val="1"/>
+      <w:numFmt w:val="bullet"/>
+      <w:lvlText w:val=""/>
+      <w:lvlJc w:val="left"/>
+      <w:pPr>
+        <w:ind w:left="2160" w:hanging="360"/>
+      </w:pPr>
+      <w:rPr>
+        <w:rFonts w:hint="default" w:ascii="Wingdings" w:hAnsi="Wingdings"/>
+      </w:rPr>
+    </w:lvl>
+    <w:lvl xmlns:w="http://schemas.openxmlformats.org/wordprocessingml/2006/main" w:ilvl="3">
+      <w:start w:val="1"/>
+      <w:numFmt w:val="bullet"/>
+      <w:lvlText w:val=""/>
+      <w:lvlJc w:val="left"/>
+      <w:pPr>
+        <w:ind w:left="2880" w:hanging="360"/>
+      </w:pPr>
+      <w:rPr>
+        <w:rFonts w:hint="default" w:ascii="Symbol" w:hAnsi="Symbol"/>
+      </w:rPr>
+    </w:lvl>
+    <w:lvl xmlns:w="http://schemas.openxmlformats.org/wordprocessingml/2006/main" w:ilvl="4">
+      <w:start w:val="1"/>
+      <w:numFmt w:val="bullet"/>
+      <w:lvlText w:val="o"/>
+      <w:lvlJc w:val="left"/>
+      <w:pPr>
+        <w:ind w:left="3600" w:hanging="360"/>
+      </w:pPr>
+      <w:rPr>
+        <w:rFonts w:hint="default" w:ascii="Courier New" w:hAnsi="Courier New"/>
+      </w:rPr>
+    </w:lvl>
+    <w:lvl xmlns:w="http://schemas.openxmlformats.org/wordprocessingml/2006/main" w:ilvl="5">
+      <w:start w:val="1"/>
+      <w:numFmt w:val="bullet"/>
+      <w:lvlText w:val=""/>
+      <w:lvlJc w:val="left"/>
+      <w:pPr>
+        <w:ind w:left="4320" w:hanging="360"/>
+      </w:pPr>
+      <w:rPr>
+        <w:rFonts w:hint="default" w:ascii="Wingdings" w:hAnsi="Wingdings"/>
+      </w:rPr>
+    </w:lvl>
+    <w:lvl xmlns:w="http://schemas.openxmlformats.org/wordprocessingml/2006/main" w:ilvl="6">
+      <w:start w:val="1"/>
+      <w:numFmt w:val="bullet"/>
+      <w:lvlText w:val=""/>
+      <w:lvlJc w:val="left"/>
+      <w:pPr>
+        <w:ind w:left="5040" w:hanging="360"/>
+      </w:pPr>
+      <w:rPr>
+        <w:rFonts w:hint="default" w:ascii="Symbol" w:hAnsi="Symbol"/>
+      </w:rPr>
+    </w:lvl>
+    <w:lvl xmlns:w="http://schemas.openxmlformats.org/wordprocessingml/2006/main" w:ilvl="7">
+      <w:start w:val="1"/>
+      <w:numFmt w:val="bullet"/>
+      <w:lvlText w:val="o"/>
+      <w:lvlJc w:val="left"/>
+      <w:pPr>
+        <w:ind w:left="5760" w:hanging="360"/>
+      </w:pPr>
+      <w:rPr>
+        <w:rFonts w:hint="default" w:ascii="Courier New" w:hAnsi="Courier New"/>
+      </w:rPr>
+    </w:lvl>
+    <w:lvl xmlns:w="http://schemas.openxmlformats.org/wordprocessingml/2006/main" w:ilvl="8">
+      <w:start w:val="1"/>
+      <w:numFmt w:val="bullet"/>
+      <w:lvlText w:val=""/>
+      <w:lvlJc w:val="left"/>
+      <w:pPr>
+        <w:ind w:left="6480" w:hanging="360"/>
+      </w:pPr>
+      <w:rPr>
+        <w:rFonts w:hint="default" w:ascii="Wingdings" w:hAnsi="Wingdings"/>
+      </w:rPr>
+    </w:lvl>
+  </w:abstractNum>
+  <w:abstractNum xmlns:w="http://schemas.openxmlformats.org/wordprocessingml/2006/main" w:abstractNumId="5">
+    <w:nsid w:val="7c8cdb6"/>
+    <w:multiLevelType xmlns:w="http://schemas.openxmlformats.org/wordprocessingml/2006/main" w:val="hybridMultilevel"/>
+    <w:lvl xmlns:w="http://schemas.openxmlformats.org/wordprocessingml/2006/main" w:ilvl="0">
+      <w:start w:val="1"/>
+      <w:numFmt w:val="bullet"/>
+      <w:lvlText w:val=""/>
+      <w:lvlJc w:val="left"/>
+      <w:pPr>
+        <w:ind w:left="720" w:hanging="360"/>
+      </w:pPr>
+      <w:rPr>
+        <w:rFonts w:hint="default" w:ascii="Symbol" w:hAnsi="Symbol"/>
+      </w:rPr>
+    </w:lvl>
+    <w:lvl xmlns:w="http://schemas.openxmlformats.org/wordprocessingml/2006/main" w:ilvl="1">
+      <w:start w:val="1"/>
+      <w:numFmt w:val="bullet"/>
+      <w:lvlText w:val="o"/>
+      <w:lvlJc w:val="left"/>
+      <w:pPr>
+        <w:ind w:left="1440" w:hanging="360"/>
+      </w:pPr>
+      <w:rPr>
+        <w:rFonts w:hint="default" w:ascii="Courier New" w:hAnsi="Courier New"/>
+      </w:rPr>
+    </w:lvl>
+    <w:lvl xmlns:w="http://schemas.openxmlformats.org/wordprocessingml/2006/main" w:ilvl="2">
+      <w:start w:val="1"/>
+      <w:numFmt w:val="bullet"/>
+      <w:lvlText w:val=""/>
+      <w:lvlJc w:val="left"/>
+      <w:pPr>
+        <w:ind w:left="2160" w:hanging="360"/>
+      </w:pPr>
+      <w:rPr>
+        <w:rFonts w:hint="default" w:ascii="Wingdings" w:hAnsi="Wingdings"/>
+      </w:rPr>
+    </w:lvl>
+    <w:lvl xmlns:w="http://schemas.openxmlformats.org/wordprocessingml/2006/main" w:ilvl="3">
+      <w:start w:val="1"/>
+      <w:numFmt w:val="bullet"/>
+      <w:lvlText w:val=""/>
+      <w:lvlJc w:val="left"/>
+      <w:pPr>
+        <w:ind w:left="2880" w:hanging="360"/>
+      </w:pPr>
+      <w:rPr>
+        <w:rFonts w:hint="default" w:ascii="Symbol" w:hAnsi="Symbol"/>
+      </w:rPr>
+    </w:lvl>
+    <w:lvl xmlns:w="http://schemas.openxmlformats.org/wordprocessingml/2006/main" w:ilvl="4">
+      <w:start w:val="1"/>
+      <w:numFmt w:val="bullet"/>
+      <w:lvlText w:val="o"/>
+      <w:lvlJc w:val="left"/>
+      <w:pPr>
+        <w:ind w:left="3600" w:hanging="360"/>
+      </w:pPr>
+      <w:rPr>
+        <w:rFonts w:hint="default" w:ascii="Courier New" w:hAnsi="Courier New"/>
+      </w:rPr>
+    </w:lvl>
+    <w:lvl xmlns:w="http://schemas.openxmlformats.org/wordprocessingml/2006/main" w:ilvl="5">
+      <w:start w:val="1"/>
+      <w:numFmt w:val="bullet"/>
+      <w:lvlText w:val=""/>
+      <w:lvlJc w:val="left"/>
+      <w:pPr>
+        <w:ind w:left="4320" w:hanging="360"/>
+      </w:pPr>
+      <w:rPr>
+        <w:rFonts w:hint="default" w:ascii="Wingdings" w:hAnsi="Wingdings"/>
+      </w:rPr>
+    </w:lvl>
+    <w:lvl xmlns:w="http://schemas.openxmlformats.org/wordprocessingml/2006/main" w:ilvl="6">
+      <w:start w:val="1"/>
+      <w:numFmt w:val="bullet"/>
+      <w:lvlText w:val=""/>
+      <w:lvlJc w:val="left"/>
+      <w:pPr>
+        <w:ind w:left="5040" w:hanging="360"/>
+      </w:pPr>
+      <w:rPr>
+        <w:rFonts w:hint="default" w:ascii="Symbol" w:hAnsi="Symbol"/>
+      </w:rPr>
+    </w:lvl>
+    <w:lvl xmlns:w="http://schemas.openxmlformats.org/wordprocessingml/2006/main" w:ilvl="7">
+      <w:start w:val="1"/>
+      <w:numFmt w:val="bullet"/>
+      <w:lvlText w:val="o"/>
+      <w:lvlJc w:val="left"/>
+      <w:pPr>
+        <w:ind w:left="5760" w:hanging="360"/>
+      </w:pPr>
+      <w:rPr>
+        <w:rFonts w:hint="default" w:ascii="Courier New" w:hAnsi="Courier New"/>
+      </w:rPr>
+    </w:lvl>
+    <w:lvl xmlns:w="http://schemas.openxmlformats.org/wordprocessingml/2006/main" w:ilvl="8">
+      <w:start w:val="1"/>
+      <w:numFmt w:val="bullet"/>
+      <w:lvlText w:val=""/>
+      <w:lvlJc w:val="left"/>
+      <w:pPr>
+        <w:ind w:left="6480" w:hanging="360"/>
+      </w:pPr>
+      <w:rPr>
+        <w:rFonts w:hint="default" w:ascii="Wingdings" w:hAnsi="Wingdings"/>
+      </w:rPr>
+    </w:lvl>
+  </w:abstractNum>
+  <w:abstractNum xmlns:w="http://schemas.openxmlformats.org/wordprocessingml/2006/main" w:abstractNumId="4">
+    <w:nsid w:val="593a12b3"/>
+    <w:multiLevelType xmlns:w="http://schemas.openxmlformats.org/wordprocessingml/2006/main" w:val="hybridMultilevel"/>
+    <w:lvl xmlns:w="http://schemas.openxmlformats.org/wordprocessingml/2006/main" w:ilvl="0">
+      <w:start w:val="1"/>
+      <w:numFmt w:val="bullet"/>
+      <w:lvlText w:val=""/>
+      <w:lvlJc w:val="left"/>
+      <w:pPr>
+        <w:ind w:left="720" w:hanging="360"/>
+      </w:pPr>
+      <w:rPr>
+        <w:rFonts w:hint="default" w:ascii="Symbol" w:hAnsi="Symbol"/>
+      </w:rPr>
+    </w:lvl>
+    <w:lvl xmlns:w="http://schemas.openxmlformats.org/wordprocessingml/2006/main" w:ilvl="1">
+      <w:start w:val="1"/>
+      <w:numFmt w:val="bullet"/>
+      <w:lvlText w:val="o"/>
+      <w:lvlJc w:val="left"/>
+      <w:pPr>
+        <w:ind w:left="1440" w:hanging="360"/>
+      </w:pPr>
+      <w:rPr>
+        <w:rFonts w:hint="default" w:ascii="Courier New" w:hAnsi="Courier New"/>
+      </w:rPr>
+    </w:lvl>
+    <w:lvl xmlns:w="http://schemas.openxmlformats.org/wordprocessingml/2006/main" w:ilvl="2">
+      <w:start w:val="1"/>
+      <w:numFmt w:val="bullet"/>
+      <w:lvlText w:val=""/>
+      <w:lvlJc w:val="left"/>
+      <w:pPr>
+        <w:ind w:left="2160" w:hanging="360"/>
+      </w:pPr>
+      <w:rPr>
+        <w:rFonts w:hint="default" w:ascii="Wingdings" w:hAnsi="Wingdings"/>
+      </w:rPr>
+    </w:lvl>
+    <w:lvl xmlns:w="http://schemas.openxmlformats.org/wordprocessingml/2006/main" w:ilvl="3">
+      <w:start w:val="1"/>
+      <w:numFmt w:val="bullet"/>
+      <w:lvlText w:val=""/>
+      <w:lvlJc w:val="left"/>
+      <w:pPr>
+        <w:ind w:left="2880" w:hanging="360"/>
+      </w:pPr>
+      <w:rPr>
+        <w:rFonts w:hint="default" w:ascii="Symbol" w:hAnsi="Symbol"/>
+      </w:rPr>
+    </w:lvl>
+    <w:lvl xmlns:w="http://schemas.openxmlformats.org/wordprocessingml/2006/main" w:ilvl="4">
+      <w:start w:val="1"/>
+      <w:numFmt w:val="bullet"/>
+      <w:lvlText w:val="o"/>
+      <w:lvlJc w:val="left"/>
+      <w:pPr>
+        <w:ind w:left="3600" w:hanging="360"/>
+      </w:pPr>
+      <w:rPr>
+        <w:rFonts w:hint="default" w:ascii="Courier New" w:hAnsi="Courier New"/>
+      </w:rPr>
+    </w:lvl>
+    <w:lvl xmlns:w="http://schemas.openxmlformats.org/wordprocessingml/2006/main" w:ilvl="5">
+      <w:start w:val="1"/>
+      <w:numFmt w:val="bullet"/>
+      <w:lvlText w:val=""/>
+      <w:lvlJc w:val="left"/>
+      <w:pPr>
+        <w:ind w:left="4320" w:hanging="360"/>
+      </w:pPr>
+      <w:rPr>
+        <w:rFonts w:hint="default" w:ascii="Wingdings" w:hAnsi="Wingdings"/>
+      </w:rPr>
+    </w:lvl>
+    <w:lvl xmlns:w="http://schemas.openxmlformats.org/wordprocessingml/2006/main" w:ilvl="6">
+      <w:start w:val="1"/>
+      <w:numFmt w:val="bullet"/>
+      <w:lvlText w:val=""/>
+      <w:lvlJc w:val="left"/>
+      <w:pPr>
+        <w:ind w:left="5040" w:hanging="360"/>
+      </w:pPr>
+      <w:rPr>
+        <w:rFonts w:hint="default" w:ascii="Symbol" w:hAnsi="Symbol"/>
+      </w:rPr>
+    </w:lvl>
+    <w:lvl xmlns:w="http://schemas.openxmlformats.org/wordprocessingml/2006/main" w:ilvl="7">
+      <w:start w:val="1"/>
+      <w:numFmt w:val="bullet"/>
+      <w:lvlText w:val="o"/>
+      <w:lvlJc w:val="left"/>
+      <w:pPr>
+        <w:ind w:left="5760" w:hanging="360"/>
+      </w:pPr>
+      <w:rPr>
+        <w:rFonts w:hint="default" w:ascii="Courier New" w:hAnsi="Courier New"/>
+      </w:rPr>
+    </w:lvl>
+    <w:lvl xmlns:w="http://schemas.openxmlformats.org/wordprocessingml/2006/main" w:ilvl="8">
+      <w:start w:val="1"/>
+      <w:numFmt w:val="bullet"/>
+      <w:lvlText w:val=""/>
+      <w:lvlJc w:val="left"/>
+      <w:pPr>
+        <w:ind w:left="6480" w:hanging="360"/>
+      </w:pPr>
+      <w:rPr>
+        <w:rFonts w:hint="default" w:ascii="Wingdings" w:hAnsi="Wingdings"/>
+      </w:rPr>
+    </w:lvl>
+  </w:abstractNum>
   <w:abstractNum xmlns:w="http://schemas.openxmlformats.org/wordprocessingml/2006/main" w:abstractNumId="3">
     <w:nsid w:val="7d2afb7c"/>
     <w:multiLevelType xmlns:w="http://schemas.openxmlformats.org/wordprocessingml/2006/main" w:val="hybridMultilevel"/>
@@ -2632,6 +4834,21 @@
       </w:rPr>
     </w:lvl>
   </w:abstractNum>
+  <w:num w:numId="8">
+    <w:abstractNumId w:val="8"/>
+  </w:num>
+  <w:num w:numId="7">
+    <w:abstractNumId w:val="7"/>
+  </w:num>
+  <w:num w:numId="6">
+    <w:abstractNumId w:val="6"/>
+  </w:num>
+  <w:num w:numId="5">
+    <w:abstractNumId w:val="5"/>
+  </w:num>
+  <w:num w:numId="4">
+    <w:abstractNumId w:val="4"/>
+  </w:num>
   <w:num w:numId="3">
     <w:abstractNumId w:val="3"/>
   </w:num>
